--- a/lessons/5-6/downloads/reveal/5.6-session-2-practice-form-b.docx
+++ b/lessons/5-6/downloads/reveal/5.6-session-2-practice-form-b.docx
@@ -15,7 +15,7 @@
         <w:rPr>
           <w:rFonts w:ascii="Avenir Next" w:hAnsi="Avenir Next" w:cs="Avenir Next" w:eastAsia="Avenir Next"/>
           <w:color w:val="1A1A1A"/>
-          <w:sz w:val="20"/>
+          <w:sz w:val="22"/>
           <w:szCs w:val="20"/>
         </w:rPr>
         <w:t xml:space="preserve">Name</w:t>
@@ -33,7 +33,7 @@
         <w:rPr>
           <w:rFonts w:ascii="Avenir Next" w:hAnsi="Avenir Next" w:cs="Avenir Next" w:eastAsia="Avenir Next"/>
           <w:color w:val="1A1A1A"/>
-          <w:sz w:val="20"/>
+          <w:sz w:val="22"/>
           <w:szCs w:val="20"/>
         </w:rPr>
         <w:t xml:space="preserve">   Date</w:t>
@@ -51,7 +51,7 @@
         <w:rPr>
           <w:rFonts w:ascii="Avenir Next" w:hAnsi="Avenir Next" w:cs="Avenir Next" w:eastAsia="Avenir Next"/>
           <w:color w:val="1A1A1A"/>
-          <w:sz w:val="20"/>
+          <w:sz w:val="22"/>
           <w:szCs w:val="20"/>
         </w:rPr>
         <w:t xml:space="preserve">   Period</w:t>
@@ -78,7 +78,7 @@
           <w:caps/>
           <w:color w:val="003A70"/>
           <w:spacing w:val="12"/>
-          <w:sz w:val="19"/>
+          <w:sz w:val="22"/>
           <w:szCs w:val="19"/>
         </w:rPr>
         <w:t xml:space="preserve">Lesson 5-6  ·  Session 2  ·  Practice  ·  Form B</w:t>
@@ -86,6 +86,7 @@
     </w:p>
     <w:p>
       <w:pPr>
+        <w:pStyle w:val="Heading1"/>
         <w:keepNext/>
         <w:spacing w:before="0" w:after="10" w:line="240" w:lineRule="auto"/>
       </w:pPr>
@@ -111,7 +112,7 @@
         <w:rPr>
           <w:rFonts w:ascii="Avenir Next" w:hAnsi="Avenir Next" w:cs="Avenir Next" w:eastAsia="Avenir Next"/>
           <w:color w:val="5A5F66"/>
-          <w:sz w:val="17"/>
+          <w:sz w:val="22"/>
           <w:szCs w:val="17"/>
         </w:rPr>
         <w:t xml:space="preserve">Learning target — I can name the solid a net makes by reading the shapes in the net.</w:t>
@@ -128,7 +129,7 @@
     </w:p>
     <w:p>
       <w:pPr>
-        <w:spacing w:before="0" w:after="0" w:line="60" w:lineRule="auto"/>
+        <w:spacing w:before="0" w:after="0" w:line="50" w:lineRule="exact"/>
       </w:pPr>
     </w:p>
     <w:tbl>
@@ -167,6 +168,7 @@
           </w:tcPr>
           <w:p>
             <w:pPr>
+              <w:pStyle w:val="Heading2"/>
               <w:spacing w:before="0" w:after="40" w:line="264" w:lineRule="auto"/>
             </w:pPr>
             <w:r>
@@ -194,54 +196,54 @@
                 <w:rFonts w:ascii="Avenir Next" w:hAnsi="Avenir Next" w:cs="Avenir Next" w:eastAsia="Avenir Next"/>
                 <w:b/>
                 <w:color w:val="003A70"/>
+                <w:sz w:val="22"/>
+                <w:szCs w:val="18"/>
+              </w:rPr>
+              <w:t xml:space="preserve">•</w:t>
+            </w:r>
+            <w:r>
+              <w:rPr>
+                <w:rFonts w:ascii="Avenir Next" w:hAnsi="Avenir Next" w:cs="Avenir Next" w:eastAsia="Avenir Next"/>
+                <w:color w:val="1A1A1A"/>
                 <w:sz w:val="18"/>
                 <w:szCs w:val="18"/>
               </w:rPr>
-              <w:t xml:space="preserve">•</w:t>
-            </w:r>
-            <w:r>
-              <w:rPr>
-                <w:rFonts w:ascii="Avenir Next" w:hAnsi="Avenir Next" w:cs="Avenir Next" w:eastAsia="Avenir Next"/>
-                <w:color w:val="1A1A1A"/>
-                <w:sz w:val="18"/>
+              <w:tab/>
+            </w:r>
+            <w:r>
+              <w:rPr>
+                <w:rFonts w:ascii="Avenir Next" w:hAnsi="Avenir Next" w:cs="Avenir Next" w:eastAsia="Avenir Next"/>
+                <w:b/>
+                <w:color w:val="1A1A1A"/>
+                <w:sz w:val="22"/>
                 <w:szCs w:val="18"/>
               </w:rPr>
-              <w:tab/>
-            </w:r>
-            <w:r>
-              <w:rPr>
-                <w:rFonts w:ascii="Avenir Next" w:hAnsi="Avenir Next" w:cs="Avenir Next" w:eastAsia="Avenir Next"/>
-                <w:b/>
-                <w:color w:val="1A1A1A"/>
-                <w:sz w:val="18"/>
+              <w:t xml:space="preserve">Prism</w:t>
+            </w:r>
+            <w:r>
+              <w:rPr>
+                <w:rFonts w:ascii="Avenir Next" w:hAnsi="Avenir Next" w:cs="Avenir Next" w:eastAsia="Avenir Next"/>
+                <w:color w:val="1A1A1A"/>
+                <w:sz w:val="22"/>
                 <w:szCs w:val="18"/>
               </w:rPr>
-              <w:t xml:space="preserve">Prism</w:t>
-            </w:r>
-            <w:r>
-              <w:rPr>
-                <w:rFonts w:ascii="Avenir Next" w:hAnsi="Avenir Next" w:cs="Avenir Next" w:eastAsia="Avenir Next"/>
-                <w:color w:val="1A1A1A"/>
-                <w:sz w:val="18"/>
+              <w:t xml:space="preserve">: 2 matching bases + rectangles. </w:t>
+            </w:r>
+            <w:r>
+              <w:rPr>
+                <w:rFonts w:ascii="Avenir Next" w:hAnsi="Avenir Next" w:cs="Avenir Next" w:eastAsia="Avenir Next"/>
+                <w:b/>
+                <w:color w:val="1A1A1A"/>
+                <w:sz w:val="22"/>
                 <w:szCs w:val="18"/>
               </w:rPr>
-              <w:t xml:space="preserve">: 2 matching bases + rectangles. </w:t>
-            </w:r>
-            <w:r>
-              <w:rPr>
-                <w:rFonts w:ascii="Avenir Next" w:hAnsi="Avenir Next" w:cs="Avenir Next" w:eastAsia="Avenir Next"/>
-                <w:b/>
-                <w:color w:val="1A1A1A"/>
-                <w:sz w:val="18"/>
-                <w:szCs w:val="18"/>
-              </w:rPr>
               <w:t xml:space="preserve">Pyramid</w:t>
             </w:r>
             <w:r>
               <w:rPr>
                 <w:rFonts w:ascii="Avenir Next" w:hAnsi="Avenir Next" w:cs="Avenir Next" w:eastAsia="Avenir Next"/>
                 <w:color w:val="1A1A1A"/>
-                <w:sz w:val="18"/>
+                <w:sz w:val="22"/>
                 <w:szCs w:val="18"/>
               </w:rPr>
               <w:t xml:space="preserve">: 1 base + triangles that meet at a point.</w:t>
@@ -260,44 +262,44 @@
                 <w:rFonts w:ascii="Avenir Next" w:hAnsi="Avenir Next" w:cs="Avenir Next" w:eastAsia="Avenir Next"/>
                 <w:b/>
                 <w:color w:val="003A70"/>
+                <w:sz w:val="22"/>
+                <w:szCs w:val="18"/>
+              </w:rPr>
+              <w:t xml:space="preserve">•</w:t>
+            </w:r>
+            <w:r>
+              <w:rPr>
+                <w:rFonts w:ascii="Avenir Next" w:hAnsi="Avenir Next" w:cs="Avenir Next" w:eastAsia="Avenir Next"/>
+                <w:color w:val="1A1A1A"/>
                 <w:sz w:val="18"/>
                 <w:szCs w:val="18"/>
               </w:rPr>
-              <w:t xml:space="preserve">•</w:t>
-            </w:r>
-            <w:r>
-              <w:rPr>
-                <w:rFonts w:ascii="Avenir Next" w:hAnsi="Avenir Next" w:cs="Avenir Next" w:eastAsia="Avenir Next"/>
-                <w:color w:val="1A1A1A"/>
-                <w:sz w:val="18"/>
+              <w:tab/>
+            </w:r>
+            <w:r>
+              <w:rPr>
+                <w:rFonts w:ascii="Avenir Next" w:hAnsi="Avenir Next" w:cs="Avenir Next" w:eastAsia="Avenir Next"/>
+                <w:color w:val="1A1A1A"/>
+                <w:sz w:val="22"/>
                 <w:szCs w:val="18"/>
               </w:rPr>
-              <w:tab/>
-            </w:r>
-            <w:r>
-              <w:rPr>
-                <w:rFonts w:ascii="Avenir Next" w:hAnsi="Avenir Next" w:cs="Avenir Next" w:eastAsia="Avenir Next"/>
-                <w:color w:val="1A1A1A"/>
-                <w:sz w:val="18"/>
+              <w:t xml:space="preserve">The </w:t>
+            </w:r>
+            <w:r>
+              <w:rPr>
+                <w:rFonts w:ascii="Avenir Next" w:hAnsi="Avenir Next" w:cs="Avenir Next" w:eastAsia="Avenir Next"/>
+                <w:b/>
+                <w:color w:val="1A1A1A"/>
+                <w:sz w:val="22"/>
                 <w:szCs w:val="18"/>
               </w:rPr>
-              <w:t xml:space="preserve">The </w:t>
-            </w:r>
-            <w:r>
-              <w:rPr>
-                <w:rFonts w:ascii="Avenir Next" w:hAnsi="Avenir Next" w:cs="Avenir Next" w:eastAsia="Avenir Next"/>
-                <w:b/>
-                <w:color w:val="1A1A1A"/>
-                <w:sz w:val="18"/>
-                <w:szCs w:val="18"/>
-              </w:rPr>
               <w:t xml:space="preserve">base shape</w:t>
             </w:r>
             <w:r>
               <w:rPr>
                 <w:rFonts w:ascii="Avenir Next" w:hAnsi="Avenir Next" w:cs="Avenir Next" w:eastAsia="Avenir Next"/>
                 <w:color w:val="1A1A1A"/>
-                <w:sz w:val="18"/>
+                <w:sz w:val="22"/>
                 <w:szCs w:val="18"/>
               </w:rPr>
               <w:t xml:space="preserve"> names the solid: triangular, square, pentagonal, hexagonal.</w:t>
@@ -316,82 +318,82 @@
                 <w:rFonts w:ascii="Avenir Next" w:hAnsi="Avenir Next" w:cs="Avenir Next" w:eastAsia="Avenir Next"/>
                 <w:b/>
                 <w:color w:val="003A70"/>
+                <w:sz w:val="22"/>
+                <w:szCs w:val="18"/>
+              </w:rPr>
+              <w:t xml:space="preserve">•</w:t>
+            </w:r>
+            <w:r>
+              <w:rPr>
+                <w:rFonts w:ascii="Avenir Next" w:hAnsi="Avenir Next" w:cs="Avenir Next" w:eastAsia="Avenir Next"/>
+                <w:color w:val="1A1A1A"/>
                 <w:sz w:val="18"/>
                 <w:szCs w:val="18"/>
               </w:rPr>
-              <w:t xml:space="preserve">•</w:t>
-            </w:r>
-            <w:r>
-              <w:rPr>
-                <w:rFonts w:ascii="Avenir Next" w:hAnsi="Avenir Next" w:cs="Avenir Next" w:eastAsia="Avenir Next"/>
-                <w:color w:val="1A1A1A"/>
-                <w:sz w:val="18"/>
+              <w:tab/>
+            </w:r>
+            <w:r>
+              <w:rPr>
+                <w:rFonts w:ascii="Avenir Next" w:hAnsi="Avenir Next" w:cs="Avenir Next" w:eastAsia="Avenir Next"/>
+                <w:color w:val="1A1A1A"/>
+                <w:sz w:val="22"/>
                 <w:szCs w:val="18"/>
               </w:rPr>
-              <w:tab/>
-            </w:r>
-            <w:r>
-              <w:rPr>
-                <w:rFonts w:ascii="Avenir Next" w:hAnsi="Avenir Next" w:cs="Avenir Next" w:eastAsia="Avenir Next"/>
-                <w:color w:val="1A1A1A"/>
-                <w:sz w:val="18"/>
+              <w:t xml:space="preserve">A </w:t>
+            </w:r>
+            <w:r>
+              <w:rPr>
+                <w:rFonts w:ascii="Avenir Next" w:hAnsi="Avenir Next" w:cs="Avenir Next" w:eastAsia="Avenir Next"/>
+                <w:b/>
+                <w:color w:val="1A1A1A"/>
+                <w:sz w:val="22"/>
                 <w:szCs w:val="18"/>
               </w:rPr>
-              <w:t xml:space="preserve">A </w:t>
-            </w:r>
-            <w:r>
-              <w:rPr>
-                <w:rFonts w:ascii="Avenir Next" w:hAnsi="Avenir Next" w:cs="Avenir Next" w:eastAsia="Avenir Next"/>
-                <w:b/>
-                <w:color w:val="1A1A1A"/>
-                <w:sz w:val="18"/>
+              <w:t xml:space="preserve">face</w:t>
+            </w:r>
+            <w:r>
+              <w:rPr>
+                <w:rFonts w:ascii="Avenir Next" w:hAnsi="Avenir Next" w:cs="Avenir Next" w:eastAsia="Avenir Next"/>
+                <w:color w:val="1A1A1A"/>
+                <w:sz w:val="22"/>
                 <w:szCs w:val="18"/>
               </w:rPr>
-              <w:t xml:space="preserve">face</w:t>
-            </w:r>
-            <w:r>
-              <w:rPr>
-                <w:rFonts w:ascii="Avenir Next" w:hAnsi="Avenir Next" w:cs="Avenir Next" w:eastAsia="Avenir Next"/>
-                <w:color w:val="1A1A1A"/>
-                <w:sz w:val="18"/>
+              <w:t xml:space="preserve"> is flat, an </w:t>
+            </w:r>
+            <w:r>
+              <w:rPr>
+                <w:rFonts w:ascii="Avenir Next" w:hAnsi="Avenir Next" w:cs="Avenir Next" w:eastAsia="Avenir Next"/>
+                <w:b/>
+                <w:color w:val="1A1A1A"/>
+                <w:sz w:val="22"/>
                 <w:szCs w:val="18"/>
               </w:rPr>
-              <w:t xml:space="preserve"> is flat, an </w:t>
-            </w:r>
-            <w:r>
-              <w:rPr>
-                <w:rFonts w:ascii="Avenir Next" w:hAnsi="Avenir Next" w:cs="Avenir Next" w:eastAsia="Avenir Next"/>
-                <w:b/>
-                <w:color w:val="1A1A1A"/>
-                <w:sz w:val="18"/>
+              <w:t xml:space="preserve">edge</w:t>
+            </w:r>
+            <w:r>
+              <w:rPr>
+                <w:rFonts w:ascii="Avenir Next" w:hAnsi="Avenir Next" w:cs="Avenir Next" w:eastAsia="Avenir Next"/>
+                <w:color w:val="1A1A1A"/>
+                <w:sz w:val="22"/>
                 <w:szCs w:val="18"/>
               </w:rPr>
-              <w:t xml:space="preserve">edge</w:t>
-            </w:r>
-            <w:r>
-              <w:rPr>
-                <w:rFonts w:ascii="Avenir Next" w:hAnsi="Avenir Next" w:cs="Avenir Next" w:eastAsia="Avenir Next"/>
-                <w:color w:val="1A1A1A"/>
-                <w:sz w:val="18"/>
+              <w:t xml:space="preserve"> is where faces meet, a </w:t>
+            </w:r>
+            <w:r>
+              <w:rPr>
+                <w:rFonts w:ascii="Avenir Next" w:hAnsi="Avenir Next" w:cs="Avenir Next" w:eastAsia="Avenir Next"/>
+                <w:b/>
+                <w:color w:val="1A1A1A"/>
+                <w:sz w:val="22"/>
                 <w:szCs w:val="18"/>
               </w:rPr>
-              <w:t xml:space="preserve"> is where faces meet, a </w:t>
-            </w:r>
-            <w:r>
-              <w:rPr>
-                <w:rFonts w:ascii="Avenir Next" w:hAnsi="Avenir Next" w:cs="Avenir Next" w:eastAsia="Avenir Next"/>
-                <w:b/>
-                <w:color w:val="1A1A1A"/>
-                <w:sz w:val="18"/>
-                <w:szCs w:val="18"/>
-              </w:rPr>
               <w:t xml:space="preserve">vertex</w:t>
             </w:r>
             <w:r>
               <w:rPr>
                 <w:rFonts w:ascii="Avenir Next" w:hAnsi="Avenir Next" w:cs="Avenir Next" w:eastAsia="Avenir Next"/>
                 <w:color w:val="1A1A1A"/>
-                <w:sz w:val="18"/>
+                <w:sz w:val="22"/>
                 <w:szCs w:val="18"/>
               </w:rPr>
               <w:t xml:space="preserve"> is a corner. Count them on the folded solid.</w:t>
@@ -406,6 +408,7 @@
           </w:tcPr>
           <w:p>
             <w:pPr>
+              <w:pStyle w:val="Heading2"/>
               <w:spacing w:before="0" w:after="40" w:line="264" w:lineRule="auto"/>
             </w:pPr>
             <w:r>
@@ -428,7 +431,7 @@
               <w:rPr>
                 <w:rFonts w:ascii="Avenir Next" w:hAnsi="Avenir Next" w:cs="Avenir Next" w:eastAsia="Avenir Next"/>
                 <w:color w:val="1A1A1A"/>
-                <w:sz w:val="17"/>
+                <w:sz w:val="22"/>
                 <w:szCs w:val="17"/>
               </w:rPr>
               <w:t xml:space="preserve">A net has 1 square and 4 triangles.</w:t>
@@ -447,25 +450,25 @@
                 <w:rFonts w:ascii="Avenir Next" w:hAnsi="Avenir Next" w:cs="Avenir Next" w:eastAsia="Avenir Next"/>
                 <w:b/>
                 <w:color w:val="003A70"/>
+                <w:sz w:val="22"/>
+                <w:szCs w:val="17"/>
+              </w:rPr>
+              <w:t xml:space="preserve">Step 1</w:t>
+            </w:r>
+            <w:r>
+              <w:rPr>
+                <w:rFonts w:ascii="Avenir Next" w:hAnsi="Avenir Next" w:cs="Avenir Next" w:eastAsia="Avenir Next"/>
+                <w:color w:val="1A1A1A"/>
                 <w:sz w:val="17"/>
                 <w:szCs w:val="17"/>
               </w:rPr>
-              <w:t xml:space="preserve">Step 1</w:t>
-            </w:r>
-            <w:r>
-              <w:rPr>
-                <w:rFonts w:ascii="Avenir Next" w:hAnsi="Avenir Next" w:cs="Avenir Next" w:eastAsia="Avenir Next"/>
-                <w:color w:val="1A1A1A"/>
-                <w:sz w:val="17"/>
-                <w:szCs w:val="17"/>
-              </w:rPr>
               <w:tab/>
             </w:r>
             <w:r>
               <w:rPr>
                 <w:rFonts w:ascii="Avenir Next" w:hAnsi="Avenir Next" w:cs="Avenir Next" w:eastAsia="Avenir Next"/>
                 <w:color w:val="1A1A1A"/>
-                <w:sz w:val="17"/>
+                <w:sz w:val="22"/>
                 <w:szCs w:val="17"/>
               </w:rPr>
               <w:t xml:space="preserve">1 + 4 = 5 faces.</w:t>
@@ -484,25 +487,25 @@
                 <w:rFonts w:ascii="Avenir Next" w:hAnsi="Avenir Next" w:cs="Avenir Next" w:eastAsia="Avenir Next"/>
                 <w:b/>
                 <w:color w:val="003A70"/>
+                <w:sz w:val="22"/>
+                <w:szCs w:val="17"/>
+              </w:rPr>
+              <w:t xml:space="preserve">Step 2</w:t>
+            </w:r>
+            <w:r>
+              <w:rPr>
+                <w:rFonts w:ascii="Avenir Next" w:hAnsi="Avenir Next" w:cs="Avenir Next" w:eastAsia="Avenir Next"/>
+                <w:color w:val="1A1A1A"/>
                 <w:sz w:val="17"/>
                 <w:szCs w:val="17"/>
               </w:rPr>
-              <w:t xml:space="preserve">Step 2</w:t>
-            </w:r>
-            <w:r>
-              <w:rPr>
-                <w:rFonts w:ascii="Avenir Next" w:hAnsi="Avenir Next" w:cs="Avenir Next" w:eastAsia="Avenir Next"/>
-                <w:color w:val="1A1A1A"/>
-                <w:sz w:val="17"/>
-                <w:szCs w:val="17"/>
-              </w:rPr>
               <w:tab/>
             </w:r>
             <w:r>
               <w:rPr>
                 <w:rFonts w:ascii="Avenir Next" w:hAnsi="Avenir Next" w:cs="Avenir Next" w:eastAsia="Avenir Next"/>
                 <w:color w:val="1A1A1A"/>
-                <w:sz w:val="17"/>
+                <w:sz w:val="22"/>
                 <w:szCs w:val="17"/>
               </w:rPr>
               <w:t xml:space="preserve">One square base + triangles: square pyramid.</w:t>
@@ -521,25 +524,25 @@
                 <w:rFonts w:ascii="Avenir Next" w:hAnsi="Avenir Next" w:cs="Avenir Next" w:eastAsia="Avenir Next"/>
                 <w:b/>
                 <w:color w:val="003A70"/>
+                <w:sz w:val="22"/>
+                <w:szCs w:val="17"/>
+              </w:rPr>
+              <w:t xml:space="preserve">Step 3</w:t>
+            </w:r>
+            <w:r>
+              <w:rPr>
+                <w:rFonts w:ascii="Avenir Next" w:hAnsi="Avenir Next" w:cs="Avenir Next" w:eastAsia="Avenir Next"/>
+                <w:color w:val="1A1A1A"/>
                 <w:sz w:val="17"/>
                 <w:szCs w:val="17"/>
               </w:rPr>
-              <w:t xml:space="preserve">Step 3</w:t>
-            </w:r>
-            <w:r>
-              <w:rPr>
-                <w:rFonts w:ascii="Avenir Next" w:hAnsi="Avenir Next" w:cs="Avenir Next" w:eastAsia="Avenir Next"/>
-                <w:color w:val="1A1A1A"/>
-                <w:sz w:val="17"/>
-                <w:szCs w:val="17"/>
-              </w:rPr>
               <w:tab/>
             </w:r>
             <w:r>
               <w:rPr>
                 <w:rFonts w:ascii="Avenir Next" w:hAnsi="Avenir Next" w:cs="Avenir Next" w:eastAsia="Avenir Next"/>
                 <w:color w:val="1A1A1A"/>
-                <w:sz w:val="17"/>
+                <w:sz w:val="22"/>
                 <w:szCs w:val="17"/>
               </w:rPr>
               <w:t xml:space="preserve">Edges 4 + 4 = 8; vertices 4 + 1 = 5.</w:t>
@@ -558,18 +561,18 @@
                 <w:rFonts w:ascii="Avenir Next" w:hAnsi="Avenir Next" w:cs="Avenir Next" w:eastAsia="Avenir Next"/>
                 <w:b/>
                 <w:color w:val="1A1A1A"/>
+                <w:sz w:val="22"/>
+                <w:szCs w:val="17"/>
+              </w:rPr>
+              <w:t xml:space="preserve">Answer</w:t>
+            </w:r>
+            <w:r>
+              <w:rPr>
+                <w:rFonts w:ascii="Avenir Next" w:hAnsi="Avenir Next" w:cs="Avenir Next" w:eastAsia="Avenir Next"/>
+                <w:color w:val="1A1A1A"/>
                 <w:sz w:val="17"/>
                 <w:szCs w:val="17"/>
               </w:rPr>
-              <w:t xml:space="preserve">Answer</w:t>
-            </w:r>
-            <w:r>
-              <w:rPr>
-                <w:rFonts w:ascii="Avenir Next" w:hAnsi="Avenir Next" w:cs="Avenir Next" w:eastAsia="Avenir Next"/>
-                <w:color w:val="1A1A1A"/>
-                <w:sz w:val="17"/>
-                <w:szCs w:val="17"/>
-              </w:rPr>
               <w:tab/>
             </w:r>
             <w:r>
@@ -577,7 +580,7 @@
                 <w:rFonts w:ascii="Avenir Next" w:hAnsi="Avenir Next" w:cs="Avenir Next" w:eastAsia="Avenir Next"/>
                 <w:b/>
                 <w:color w:val="1A1A1A"/>
-                <w:sz w:val="17"/>
+                <w:sz w:val="22"/>
                 <w:szCs w:val="17"/>
               </w:rPr>
               <w:t xml:space="preserve">square pyramid: 5 faces, 8 edges, 5 vertices</w:t>
@@ -606,7 +609,7 @@
           <w:rFonts w:ascii="Avenir Next" w:hAnsi="Avenir Next" w:cs="Avenir Next" w:eastAsia="Avenir Next"/>
           <w:b/>
           <w:color w:val="1A1A1A"/>
-          <w:sz w:val="17"/>
+          <w:sz w:val="22"/>
           <w:szCs w:val="17"/>
         </w:rPr>
         <w:t xml:space="preserve">edge</w:t>
@@ -616,7 +619,7 @@
           <w:rFonts w:ascii="Avenir Next" w:hAnsi="Avenir Next" w:cs="Avenir Next" w:eastAsia="Avenir Next"/>
           <w:i/>
           <w:color w:val="5A5F66"/>
-          <w:sz w:val="17"/>
+          <w:sz w:val="22"/>
           <w:szCs w:val="17"/>
         </w:rPr>
         <w:t xml:space="preserve"> (arista)</w:t>
@@ -625,7 +628,7 @@
         <w:rPr>
           <w:rFonts w:ascii="Avenir Next" w:hAnsi="Avenir Next" w:cs="Avenir Next" w:eastAsia="Avenir Next"/>
           <w:color w:val="5A5F66"/>
-          <w:sz w:val="17"/>
+          <w:sz w:val="22"/>
           <w:szCs w:val="17"/>
         </w:rPr>
         <w:t xml:space="preserve">   ·   </w:t>
@@ -635,7 +638,7 @@
           <w:rFonts w:ascii="Avenir Next" w:hAnsi="Avenir Next" w:cs="Avenir Next" w:eastAsia="Avenir Next"/>
           <w:b/>
           <w:color w:val="1A1A1A"/>
-          <w:sz w:val="17"/>
+          <w:sz w:val="22"/>
           <w:szCs w:val="17"/>
         </w:rPr>
         <w:t xml:space="preserve">vertex</w:t>
@@ -645,7 +648,7 @@
           <w:rFonts w:ascii="Avenir Next" w:hAnsi="Avenir Next" w:cs="Avenir Next" w:eastAsia="Avenir Next"/>
           <w:i/>
           <w:color w:val="5A5F66"/>
-          <w:sz w:val="17"/>
+          <w:sz w:val="22"/>
           <w:szCs w:val="17"/>
         </w:rPr>
         <w:t xml:space="preserve"> (vértice)</w:t>
@@ -654,7 +657,7 @@
         <w:rPr>
           <w:rFonts w:ascii="Avenir Next" w:hAnsi="Avenir Next" w:cs="Avenir Next" w:eastAsia="Avenir Next"/>
           <w:color w:val="5A5F66"/>
-          <w:sz w:val="17"/>
+          <w:sz w:val="22"/>
           <w:szCs w:val="17"/>
         </w:rPr>
         <w:t xml:space="preserve">   ·   </w:t>
@@ -664,7 +667,7 @@
           <w:rFonts w:ascii="Avenir Next" w:hAnsi="Avenir Next" w:cs="Avenir Next" w:eastAsia="Avenir Next"/>
           <w:b/>
           <w:color w:val="1A1A1A"/>
-          <w:sz w:val="17"/>
+          <w:sz w:val="22"/>
           <w:szCs w:val="17"/>
         </w:rPr>
         <w:t xml:space="preserve">base</w:t>
@@ -674,7 +677,7 @@
           <w:rFonts w:ascii="Avenir Next" w:hAnsi="Avenir Next" w:cs="Avenir Next" w:eastAsia="Avenir Next"/>
           <w:i/>
           <w:color w:val="5A5F66"/>
-          <w:sz w:val="17"/>
+          <w:sz w:val="22"/>
           <w:szCs w:val="17"/>
         </w:rPr>
         <w:t xml:space="preserve"> (base)</w:t>
@@ -682,6 +685,7 @@
     </w:p>
     <w:p>
       <w:pPr>
+        <w:pStyle w:val="Heading2"/>
         <w:keepNext/>
         <w:pBdr>
           <w:bottom w:val="single" w:sz="8" w:space="3" w:color="003A70"/>
@@ -697,7 +701,7 @@
           <w:b/>
           <w:color w:val="003A70"/>
           <w:spacing w:val="14"/>
-          <w:sz w:val="19"/>
+          <w:sz w:val="22"/>
           <w:szCs w:val="19"/>
         </w:rPr>
         <w:t xml:space="preserve">PRACTICE</w:t>
@@ -716,7 +720,7 @@
           <w:rFonts w:ascii="Avenir Next" w:hAnsi="Avenir Next" w:cs="Avenir Next" w:eastAsia="Avenir Next"/>
           <w:i/>
           <w:color w:val="5A5F66"/>
-          <w:sz w:val="17"/>
+          <w:sz w:val="22"/>
           <w:szCs w:val="17"/>
         </w:rPr>
         <w:t xml:space="preserve">show your work · label units</w:t>
@@ -724,7 +728,7 @@
     </w:p>
     <w:p>
       <w:pPr>
-        <w:spacing w:before="0" w:after="0" w:line="20" w:lineRule="exact"/>
+        <w:spacing w:before="0" w:after="0" w:line="50" w:lineRule="exact"/>
       </w:pPr>
     </w:p>
     <w:tbl>
@@ -774,25 +778,25 @@
                 <w:rFonts w:ascii="Avenir Next" w:hAnsi="Avenir Next" w:cs="Avenir Next" w:eastAsia="Avenir Next"/>
                 <w:b/>
                 <w:color w:val="1A1A1A"/>
+                <w:sz w:val="22"/>
+                <w:szCs w:val="20"/>
+              </w:rPr>
+              <w:t xml:space="preserve">1.</w:t>
+            </w:r>
+            <w:r>
+              <w:rPr>
+                <w:rFonts w:ascii="Avenir Next" w:hAnsi="Avenir Next" w:cs="Avenir Next" w:eastAsia="Avenir Next"/>
+                <w:color w:val="1A1A1A"/>
                 <w:sz w:val="20"/>
                 <w:szCs w:val="20"/>
               </w:rPr>
-              <w:t xml:space="preserve">1.</w:t>
-            </w:r>
-            <w:r>
-              <w:rPr>
-                <w:rFonts w:ascii="Avenir Next" w:hAnsi="Avenir Next" w:cs="Avenir Next" w:eastAsia="Avenir Next"/>
-                <w:color w:val="1A1A1A"/>
-                <w:sz w:val="20"/>
-                <w:szCs w:val="20"/>
-              </w:rPr>
               <w:tab/>
             </w:r>
             <w:r>
               <w:rPr>
                 <w:rFonts w:ascii="Avenir Next" w:hAnsi="Avenir Next" w:cs="Avenir Next" w:eastAsia="Avenir Next"/>
                 <w:color w:val="1A1A1A"/>
-                <w:sz w:val="20"/>
+                <w:sz w:val="22"/>
                 <w:szCs w:val="20"/>
               </w:rPr>
               <w:t xml:space="preserve">Name the solid each net makes.</w:t>
@@ -847,25 +851,25 @@
                       <w:rFonts w:ascii="Avenir Next" w:hAnsi="Avenir Next" w:cs="Avenir Next" w:eastAsia="Avenir Next"/>
                       <w:b/>
                       <w:color w:val="003A70"/>
+                      <w:sz w:val="22"/>
+                      <w:szCs w:val="20"/>
+                    </w:rPr>
+                    <w:t xml:space="preserve">a.</w:t>
+                  </w:r>
+                  <w:r>
+                    <w:rPr>
+                      <w:rFonts w:ascii="Avenir Next" w:hAnsi="Avenir Next" w:cs="Avenir Next" w:eastAsia="Avenir Next"/>
+                      <w:color w:val="1A1A1A"/>
                       <w:sz w:val="20"/>
                       <w:szCs w:val="20"/>
                     </w:rPr>
-                    <w:t xml:space="preserve">a.</w:t>
-                  </w:r>
-                  <w:r>
-                    <w:rPr>
-                      <w:rFonts w:ascii="Avenir Next" w:hAnsi="Avenir Next" w:cs="Avenir Next" w:eastAsia="Avenir Next"/>
-                      <w:color w:val="1A1A1A"/>
-                      <w:sz w:val="20"/>
-                      <w:szCs w:val="20"/>
-                    </w:rPr>
                     <w:tab/>
                   </w:r>
                   <w:r>
                     <w:rPr>
                       <w:rFonts w:ascii="Avenir Next" w:hAnsi="Avenir Next" w:cs="Avenir Next" w:eastAsia="Avenir Next"/>
                       <w:color w:val="1A1A1A"/>
-                      <w:sz w:val="20"/>
+                      <w:sz w:val="22"/>
                       <w:szCs w:val="20"/>
                     </w:rPr>
                     <w:t xml:space="preserve">2 hexagons + 6 rectangles:</w:t>
@@ -909,25 +913,25 @@
                       <w:rFonts w:ascii="Avenir Next" w:hAnsi="Avenir Next" w:cs="Avenir Next" w:eastAsia="Avenir Next"/>
                       <w:b/>
                       <w:color w:val="003A70"/>
+                      <w:sz w:val="22"/>
+                      <w:szCs w:val="20"/>
+                    </w:rPr>
+                    <w:t xml:space="preserve">b.</w:t>
+                  </w:r>
+                  <w:r>
+                    <w:rPr>
+                      <w:rFonts w:ascii="Avenir Next" w:hAnsi="Avenir Next" w:cs="Avenir Next" w:eastAsia="Avenir Next"/>
+                      <w:color w:val="1A1A1A"/>
                       <w:sz w:val="20"/>
                       <w:szCs w:val="20"/>
                     </w:rPr>
-                    <w:t xml:space="preserve">b.</w:t>
-                  </w:r>
-                  <w:r>
-                    <w:rPr>
-                      <w:rFonts w:ascii="Avenir Next" w:hAnsi="Avenir Next" w:cs="Avenir Next" w:eastAsia="Avenir Next"/>
-                      <w:color w:val="1A1A1A"/>
-                      <w:sz w:val="20"/>
-                      <w:szCs w:val="20"/>
-                    </w:rPr>
                     <w:tab/>
                   </w:r>
                   <w:r>
                     <w:rPr>
                       <w:rFonts w:ascii="Avenir Next" w:hAnsi="Avenir Next" w:cs="Avenir Next" w:eastAsia="Avenir Next"/>
                       <w:color w:val="1A1A1A"/>
-                      <w:sz w:val="20"/>
+                      <w:sz w:val="22"/>
                       <w:szCs w:val="20"/>
                     </w:rPr>
                     <w:t xml:space="preserve">1 pentagon + 5 triangles:</w:t>
@@ -977,25 +981,25 @@
                       <w:rFonts w:ascii="Avenir Next" w:hAnsi="Avenir Next" w:cs="Avenir Next" w:eastAsia="Avenir Next"/>
                       <w:b/>
                       <w:color w:val="003A70"/>
+                      <w:sz w:val="22"/>
+                      <w:szCs w:val="20"/>
+                    </w:rPr>
+                    <w:t xml:space="preserve">c.</w:t>
+                  </w:r>
+                  <w:r>
+                    <w:rPr>
+                      <w:rFonts w:ascii="Avenir Next" w:hAnsi="Avenir Next" w:cs="Avenir Next" w:eastAsia="Avenir Next"/>
+                      <w:color w:val="1A1A1A"/>
                       <w:sz w:val="20"/>
                       <w:szCs w:val="20"/>
                     </w:rPr>
-                    <w:t xml:space="preserve">c.</w:t>
-                  </w:r>
-                  <w:r>
-                    <w:rPr>
-                      <w:rFonts w:ascii="Avenir Next" w:hAnsi="Avenir Next" w:cs="Avenir Next" w:eastAsia="Avenir Next"/>
-                      <w:color w:val="1A1A1A"/>
-                      <w:sz w:val="20"/>
-                      <w:szCs w:val="20"/>
-                    </w:rPr>
                     <w:tab/>
                   </w:r>
                   <w:r>
                     <w:rPr>
                       <w:rFonts w:ascii="Avenir Next" w:hAnsi="Avenir Next" w:cs="Avenir Next" w:eastAsia="Avenir Next"/>
                       <w:color w:val="1A1A1A"/>
-                      <w:sz w:val="20"/>
+                      <w:sz w:val="22"/>
                       <w:szCs w:val="20"/>
                     </w:rPr>
                     <w:t xml:space="preserve">2 triangles + 3 rectangles:</w:t>
@@ -1039,25 +1043,25 @@
                       <w:rFonts w:ascii="Avenir Next" w:hAnsi="Avenir Next" w:cs="Avenir Next" w:eastAsia="Avenir Next"/>
                       <w:b/>
                       <w:color w:val="003A70"/>
+                      <w:sz w:val="22"/>
+                      <w:szCs w:val="20"/>
+                    </w:rPr>
+                    <w:t xml:space="preserve">d.</w:t>
+                  </w:r>
+                  <w:r>
+                    <w:rPr>
+                      <w:rFonts w:ascii="Avenir Next" w:hAnsi="Avenir Next" w:cs="Avenir Next" w:eastAsia="Avenir Next"/>
+                      <w:color w:val="1A1A1A"/>
                       <w:sz w:val="20"/>
                       <w:szCs w:val="20"/>
                     </w:rPr>
-                    <w:t xml:space="preserve">d.</w:t>
-                  </w:r>
-                  <w:r>
-                    <w:rPr>
-                      <w:rFonts w:ascii="Avenir Next" w:hAnsi="Avenir Next" w:cs="Avenir Next" w:eastAsia="Avenir Next"/>
-                      <w:color w:val="1A1A1A"/>
-                      <w:sz w:val="20"/>
-                      <w:szCs w:val="20"/>
-                    </w:rPr>
                     <w:tab/>
                   </w:r>
                   <w:r>
                     <w:rPr>
                       <w:rFonts w:ascii="Avenir Next" w:hAnsi="Avenir Next" w:cs="Avenir Next" w:eastAsia="Avenir Next"/>
                       <w:color w:val="1A1A1A"/>
-                      <w:sz w:val="20"/>
+                      <w:sz w:val="22"/>
                       <w:szCs w:val="20"/>
                     </w:rPr>
                     <w:t xml:space="preserve">1 rectangle + 4 triangles:</w:t>
@@ -1087,7 +1091,7 @@
           </w:tbl>
           <w:p>
             <w:pPr>
-              <w:spacing w:before="0" w:after="0" w:line="24" w:lineRule="auto"/>
+              <w:spacing w:before="0" w:after="0" w:line="50" w:lineRule="exact"/>
             </w:pPr>
           </w:p>
         </w:tc>
@@ -1095,12 +1099,12 @@
     </w:tbl>
     <w:p>
       <w:pPr>
-        <w:spacing w:before="0" w:after="0" w:line="20" w:lineRule="exact"/>
+        <w:spacing w:before="0" w:after="0" w:line="50" w:lineRule="exact"/>
       </w:pPr>
     </w:p>
     <w:p>
       <w:pPr>
-        <w:spacing w:before="0" w:after="0" w:line="20" w:lineRule="exact"/>
+        <w:spacing w:before="0" w:after="0" w:line="50" w:lineRule="exact"/>
       </w:pPr>
     </w:p>
     <w:tbl>
@@ -1184,35 +1188,35 @@
                       <w:rFonts w:ascii="Avenir Next" w:hAnsi="Avenir Next" w:cs="Avenir Next" w:eastAsia="Avenir Next"/>
                       <w:b/>
                       <w:color w:val="1A1A1A"/>
+                      <w:sz w:val="22"/>
+                      <w:szCs w:val="20"/>
+                    </w:rPr>
+                    <w:t xml:space="preserve">2.</w:t>
+                  </w:r>
+                  <w:r>
+                    <w:rPr>
+                      <w:rFonts w:ascii="Avenir Next" w:hAnsi="Avenir Next" w:cs="Avenir Next" w:eastAsia="Avenir Next"/>
+                      <w:color w:val="1A1A1A"/>
                       <w:sz w:val="20"/>
                       <w:szCs w:val="20"/>
                     </w:rPr>
-                    <w:t xml:space="preserve">2.</w:t>
-                  </w:r>
-                  <w:r>
-                    <w:rPr>
-                      <w:rFonts w:ascii="Avenir Next" w:hAnsi="Avenir Next" w:cs="Avenir Next" w:eastAsia="Avenir Next"/>
-                      <w:color w:val="1A1A1A"/>
-                      <w:sz w:val="20"/>
+                    <w:tab/>
+                  </w:r>
+                  <w:r>
+                    <w:rPr>
+                      <w:rFonts w:ascii="Avenir Next" w:hAnsi="Avenir Next" w:cs="Avenir Next" w:eastAsia="Avenir Next"/>
+                      <w:b/>
+                      <w:color w:val="1A1A1A"/>
+                      <w:sz w:val="22"/>
                       <w:szCs w:val="20"/>
                     </w:rPr>
-                    <w:tab/>
-                  </w:r>
-                  <w:r>
-                    <w:rPr>
-                      <w:rFonts w:ascii="Avenir Next" w:hAnsi="Avenir Next" w:cs="Avenir Next" w:eastAsia="Avenir Next"/>
-                      <w:b/>
-                      <w:color w:val="1A1A1A"/>
-                      <w:sz w:val="20"/>
-                      <w:szCs w:val="20"/>
-                    </w:rPr>
                     <w:t xml:space="preserve">Mystery Net.  </w:t>
                   </w:r>
                   <w:r>
                     <w:rPr>
                       <w:rFonts w:ascii="Avenir Next" w:hAnsi="Avenir Next" w:cs="Avenir Next" w:eastAsia="Avenir Next"/>
                       <w:color w:val="1A1A1A"/>
-                      <w:sz w:val="20"/>
+                      <w:sz w:val="22"/>
                       <w:szCs w:val="20"/>
                     </w:rPr>
                     <w:t xml:space="preserve">A net shows 6 identical squares, each 5 cm on a side.</w:t>
@@ -1232,25 +1236,25 @@
                       <w:rFonts w:ascii="Avenir Next" w:hAnsi="Avenir Next" w:cs="Avenir Next" w:eastAsia="Avenir Next"/>
                       <w:b/>
                       <w:color w:val="003A70"/>
+                      <w:sz w:val="22"/>
+                      <w:szCs w:val="20"/>
+                    </w:rPr>
+                    <w:t xml:space="preserve">a.</w:t>
+                  </w:r>
+                  <w:r>
+                    <w:rPr>
+                      <w:rFonts w:ascii="Avenir Next" w:hAnsi="Avenir Next" w:cs="Avenir Next" w:eastAsia="Avenir Next"/>
+                      <w:color w:val="1A1A1A"/>
                       <w:sz w:val="20"/>
                       <w:szCs w:val="20"/>
                     </w:rPr>
-                    <w:t xml:space="preserve">a.</w:t>
-                  </w:r>
-                  <w:r>
-                    <w:rPr>
-                      <w:rFonts w:ascii="Avenir Next" w:hAnsi="Avenir Next" w:cs="Avenir Next" w:eastAsia="Avenir Next"/>
-                      <w:color w:val="1A1A1A"/>
-                      <w:sz w:val="20"/>
-                      <w:szCs w:val="20"/>
-                    </w:rPr>
                     <w:tab/>
                   </w:r>
                   <w:r>
                     <w:rPr>
                       <w:rFonts w:ascii="Avenir Next" w:hAnsi="Avenir Next" w:cs="Avenir Next" w:eastAsia="Avenir Next"/>
                       <w:color w:val="1A1A1A"/>
-                      <w:sz w:val="20"/>
+                      <w:sz w:val="22"/>
                       <w:szCs w:val="20"/>
                     </w:rPr>
                     <w:t xml:space="preserve">Name the solid.</w:t>
@@ -1289,25 +1293,25 @@
                       <w:rFonts w:ascii="Avenir Next" w:hAnsi="Avenir Next" w:cs="Avenir Next" w:eastAsia="Avenir Next"/>
                       <w:b/>
                       <w:color w:val="003A70"/>
+                      <w:sz w:val="22"/>
+                      <w:szCs w:val="20"/>
+                    </w:rPr>
+                    <w:t xml:space="preserve">b.</w:t>
+                  </w:r>
+                  <w:r>
+                    <w:rPr>
+                      <w:rFonts w:ascii="Avenir Next" w:hAnsi="Avenir Next" w:cs="Avenir Next" w:eastAsia="Avenir Next"/>
+                      <w:color w:val="1A1A1A"/>
                       <w:sz w:val="20"/>
                       <w:szCs w:val="20"/>
                     </w:rPr>
-                    <w:t xml:space="preserve">b.</w:t>
-                  </w:r>
-                  <w:r>
-                    <w:rPr>
-                      <w:rFonts w:ascii="Avenir Next" w:hAnsi="Avenir Next" w:cs="Avenir Next" w:eastAsia="Avenir Next"/>
-                      <w:color w:val="1A1A1A"/>
-                      <w:sz w:val="20"/>
-                      <w:szCs w:val="20"/>
-                    </w:rPr>
                     <w:tab/>
                   </w:r>
                   <w:r>
                     <w:rPr>
                       <w:rFonts w:ascii="Avenir Next" w:hAnsi="Avenir Next" w:cs="Avenir Next" w:eastAsia="Avenir Next"/>
                       <w:color w:val="1A1A1A"/>
-                      <w:sz w:val="20"/>
+                      <w:sz w:val="22"/>
                       <w:szCs w:val="20"/>
                     </w:rPr>
                     <w:t xml:space="preserve">Faces, edges, vertices</w:t>
@@ -1346,25 +1350,25 @@
                       <w:rFonts w:ascii="Avenir Next" w:hAnsi="Avenir Next" w:cs="Avenir Next" w:eastAsia="Avenir Next"/>
                       <w:b/>
                       <w:color w:val="003A70"/>
+                      <w:sz w:val="22"/>
+                      <w:szCs w:val="20"/>
+                    </w:rPr>
+                    <w:t xml:space="preserve">c.</w:t>
+                  </w:r>
+                  <w:r>
+                    <w:rPr>
+                      <w:rFonts w:ascii="Avenir Next" w:hAnsi="Avenir Next" w:cs="Avenir Next" w:eastAsia="Avenir Next"/>
+                      <w:color w:val="1A1A1A"/>
                       <w:sz w:val="20"/>
                       <w:szCs w:val="20"/>
                     </w:rPr>
-                    <w:t xml:space="preserve">c.</w:t>
-                  </w:r>
-                  <w:r>
-                    <w:rPr>
-                      <w:rFonts w:ascii="Avenir Next" w:hAnsi="Avenir Next" w:cs="Avenir Next" w:eastAsia="Avenir Next"/>
-                      <w:color w:val="1A1A1A"/>
-                      <w:sz w:val="20"/>
-                      <w:szCs w:val="20"/>
-                    </w:rPr>
                     <w:tab/>
                   </w:r>
                   <w:r>
                     <w:rPr>
                       <w:rFonts w:ascii="Avenir Next" w:hAnsi="Avenir Next" w:cs="Avenir Next" w:eastAsia="Avenir Next"/>
                       <w:color w:val="1A1A1A"/>
-                      <w:sz w:val="20"/>
+                      <w:sz w:val="22"/>
                       <w:szCs w:val="20"/>
                     </w:rPr>
                     <w:t xml:space="preserve">Area of one face</w:t>
@@ -1392,7 +1396,7 @@
                     <w:rPr>
                       <w:rFonts w:ascii="Avenir Next" w:hAnsi="Avenir Next" w:cs="Avenir Next" w:eastAsia="Avenir Next"/>
                       <w:color w:val="1A1A1A"/>
-                      <w:sz w:val="20"/>
+                      <w:sz w:val="22"/>
                       <w:szCs w:val="20"/>
                     </w:rPr>
                     <w:t xml:space="preserve"> cm²</w:t>
@@ -1412,25 +1416,25 @@
                       <w:rFonts w:ascii="Avenir Next" w:hAnsi="Avenir Next" w:cs="Avenir Next" w:eastAsia="Avenir Next"/>
                       <w:b/>
                       <w:color w:val="003A70"/>
+                      <w:sz w:val="22"/>
+                      <w:szCs w:val="20"/>
+                    </w:rPr>
+                    <w:t xml:space="preserve">d.</w:t>
+                  </w:r>
+                  <w:r>
+                    <w:rPr>
+                      <w:rFonts w:ascii="Avenir Next" w:hAnsi="Avenir Next" w:cs="Avenir Next" w:eastAsia="Avenir Next"/>
+                      <w:color w:val="1A1A1A"/>
                       <w:sz w:val="20"/>
                       <w:szCs w:val="20"/>
                     </w:rPr>
-                    <w:t xml:space="preserve">d.</w:t>
-                  </w:r>
-                  <w:r>
-                    <w:rPr>
-                      <w:rFonts w:ascii="Avenir Next" w:hAnsi="Avenir Next" w:cs="Avenir Next" w:eastAsia="Avenir Next"/>
-                      <w:color w:val="1A1A1A"/>
-                      <w:sz w:val="20"/>
-                      <w:szCs w:val="20"/>
-                    </w:rPr>
                     <w:tab/>
                   </w:r>
                   <w:r>
                     <w:rPr>
                       <w:rFonts w:ascii="Avenir Next" w:hAnsi="Avenir Next" w:cs="Avenir Next" w:eastAsia="Avenir Next"/>
                       <w:color w:val="1A1A1A"/>
-                      <w:sz w:val="20"/>
+                      <w:sz w:val="22"/>
                       <w:szCs w:val="20"/>
                     </w:rPr>
                     <w:t xml:space="preserve">Area of all the faces</w:t>
@@ -1458,7 +1462,7 @@
                     <w:rPr>
                       <w:rFonts w:ascii="Avenir Next" w:hAnsi="Avenir Next" w:cs="Avenir Next" w:eastAsia="Avenir Next"/>
                       <w:color w:val="1A1A1A"/>
-                      <w:sz w:val="20"/>
+                      <w:sz w:val="22"/>
                       <w:szCs w:val="20"/>
                     </w:rPr>
                     <w:t xml:space="preserve"> cm²</w:t>
@@ -1479,7 +1483,7 @@
                     <w:drawing>
                       <wp:inline distT="0" distB="0" distL="0" distR="0">
                         <wp:extent cx="914400" cy="1121664"/>
-                        <wp:docPr id="1" name="Figure 1"/>
+                        <wp:docPr id="1" name="Figure 1" descr="Net of a rectangular prism: six rectangles in three matching pairs. Printed dimension labels: l: 5 cm; w: blank; h: blank."/>
                         <a:graphic xmlns:a="http://schemas.openxmlformats.org/drawingml/2006/main">
                           <a:graphicData uri="http://schemas.openxmlformats.org/drawingml/2006/picture">
                             <pic:pic xmlns:pic="http://schemas.openxmlformats.org/drawingml/2006/picture">
@@ -1514,7 +1518,7 @@
           </w:tbl>
           <w:p>
             <w:pPr>
-              <w:spacing w:before="0" w:after="0" w:line="24" w:lineRule="auto"/>
+              <w:spacing w:before="0" w:after="0" w:line="50" w:lineRule="exact"/>
             </w:pPr>
           </w:p>
         </w:tc>
@@ -1522,12 +1526,12 @@
     </w:tbl>
     <w:p>
       <w:pPr>
-        <w:spacing w:before="0" w:after="0" w:line="20" w:lineRule="exact"/>
+        <w:spacing w:before="0" w:after="0" w:line="50" w:lineRule="exact"/>
       </w:pPr>
     </w:p>
     <w:p>
       <w:pPr>
-        <w:spacing w:before="0" w:after="0" w:line="20" w:lineRule="exact"/>
+        <w:spacing w:before="0" w:after="0" w:line="50" w:lineRule="exact"/>
       </w:pPr>
     </w:p>
     <w:tbl>
@@ -1578,18 +1582,18 @@
                 <w:rFonts w:ascii="Avenir Next" w:hAnsi="Avenir Next" w:cs="Avenir Next" w:eastAsia="Avenir Next"/>
                 <w:b/>
                 <w:color w:val="1A1A1A"/>
+                <w:sz w:val="22"/>
+                <w:szCs w:val="20"/>
+              </w:rPr>
+              <w:t xml:space="preserve">3.</w:t>
+            </w:r>
+            <w:r>
+              <w:rPr>
+                <w:rFonts w:ascii="Avenir Next" w:hAnsi="Avenir Next" w:cs="Avenir Next" w:eastAsia="Avenir Next"/>
+                <w:color w:val="1A1A1A"/>
                 <w:sz w:val="20"/>
                 <w:szCs w:val="20"/>
               </w:rPr>
-              <w:t xml:space="preserve">3.</w:t>
-            </w:r>
-            <w:r>
-              <w:rPr>
-                <w:rFonts w:ascii="Avenir Next" w:hAnsi="Avenir Next" w:cs="Avenir Next" w:eastAsia="Avenir Next"/>
-                <w:color w:val="1A1A1A"/>
-                <w:sz w:val="20"/>
-                <w:szCs w:val="20"/>
-              </w:rPr>
               <w:tab/>
             </w:r>
             <w:r>
@@ -1597,7 +1601,7 @@
                 <w:rFonts w:ascii="Avenir Next" w:hAnsi="Avenir Next" w:cs="Avenir Next" w:eastAsia="Avenir Next"/>
                 <w:b/>
                 <w:color w:val="1A1A1A"/>
-                <w:sz w:val="20"/>
+                <w:sz w:val="22"/>
                 <w:szCs w:val="20"/>
               </w:rPr>
               <w:t xml:space="preserve">Fold the Net.  </w:t>
@@ -1606,7 +1610,7 @@
               <w:rPr>
                 <w:rFonts w:ascii="Avenir Next" w:hAnsi="Avenir Next" w:cs="Avenir Next" w:eastAsia="Avenir Next"/>
                 <w:color w:val="1A1A1A"/>
-                <w:sz w:val="20"/>
+                <w:sz w:val="22"/>
                 <w:szCs w:val="20"/>
               </w:rPr>
               <w:t xml:space="preserve">A net has 2 rectangles 10 in by 6 in, 2 rectangles 10 in by 4 in, and 2 rectangles 6 in by 4 in.</w:t>
@@ -1623,7 +1627,7 @@
                 <w:rFonts w:ascii="Avenir Next" w:hAnsi="Avenir Next" w:cs="Avenir Next" w:eastAsia="Avenir Next"/>
                 <w:b/>
                 <w:color w:val="003A70"/>
-                <w:sz w:val="17"/>
+                <w:sz w:val="22"/>
                 <w:szCs w:val="17"/>
               </w:rPr>
               <w:t xml:space="preserve">Hint  </w:t>
@@ -1633,7 +1637,7 @@
                 <w:rFonts w:ascii="Avenir Next" w:hAnsi="Avenir Next" w:cs="Avenir Next" w:eastAsia="Avenir Next"/>
                 <w:i/>
                 <w:color w:val="5A5F66"/>
-                <w:sz w:val="17"/>
+                <w:sz w:val="22"/>
                 <w:szCs w:val="17"/>
               </w:rPr>
               <w:t xml:space="preserve">Add all six faces.</w:t>
@@ -1653,25 +1657,25 @@
                 <w:rFonts w:ascii="Avenir Next" w:hAnsi="Avenir Next" w:cs="Avenir Next" w:eastAsia="Avenir Next"/>
                 <w:b/>
                 <w:color w:val="003A70"/>
+                <w:sz w:val="22"/>
+                <w:szCs w:val="20"/>
+              </w:rPr>
+              <w:t xml:space="preserve">a.</w:t>
+            </w:r>
+            <w:r>
+              <w:rPr>
+                <w:rFonts w:ascii="Avenir Next" w:hAnsi="Avenir Next" w:cs="Avenir Next" w:eastAsia="Avenir Next"/>
+                <w:color w:val="1A1A1A"/>
                 <w:sz w:val="20"/>
                 <w:szCs w:val="20"/>
               </w:rPr>
-              <w:t xml:space="preserve">a.</w:t>
-            </w:r>
-            <w:r>
-              <w:rPr>
-                <w:rFonts w:ascii="Avenir Next" w:hAnsi="Avenir Next" w:cs="Avenir Next" w:eastAsia="Avenir Next"/>
-                <w:color w:val="1A1A1A"/>
-                <w:sz w:val="20"/>
-                <w:szCs w:val="20"/>
-              </w:rPr>
               <w:tab/>
             </w:r>
             <w:r>
               <w:rPr>
                 <w:rFonts w:ascii="Avenir Next" w:hAnsi="Avenir Next" w:cs="Avenir Next" w:eastAsia="Avenir Next"/>
                 <w:color w:val="1A1A1A"/>
-                <w:sz w:val="20"/>
+                <w:sz w:val="22"/>
                 <w:szCs w:val="20"/>
               </w:rPr>
               <w:t xml:space="preserve">Name the solid.</w:t>
@@ -1710,10 +1714,28 @@
                 <w:rFonts w:ascii="Avenir Next" w:hAnsi="Avenir Next" w:cs="Avenir Next" w:eastAsia="Avenir Next"/>
                 <w:b/>
                 <w:color w:val="003A70"/>
+                <w:sz w:val="22"/>
+                <w:szCs w:val="20"/>
+              </w:rPr>
+              <w:t xml:space="preserve">b.</w:t>
+            </w:r>
+            <w:r>
+              <w:rPr>
+                <w:rFonts w:ascii="Avenir Next" w:hAnsi="Avenir Next" w:cs="Avenir Next" w:eastAsia="Avenir Next"/>
+                <w:color w:val="1A1A1A"/>
                 <w:sz w:val="20"/>
                 <w:szCs w:val="20"/>
               </w:rPr>
-              <w:t xml:space="preserve">b.</w:t>
+              <w:tab/>
+            </w:r>
+            <w:r>
+              <w:rPr>
+                <w:rFonts w:ascii="Avenir Next" w:hAnsi="Avenir Next" w:cs="Avenir Next" w:eastAsia="Avenir Next"/>
+                <w:color w:val="1A1A1A"/>
+                <w:sz w:val="22"/>
+                <w:szCs w:val="20"/>
+              </w:rPr>
+              <w:t xml:space="preserve">Total area</w:t>
             </w:r>
             <w:r>
               <w:rPr>
@@ -1722,7 +1744,7 @@
                 <w:sz w:val="20"/>
                 <w:szCs w:val="20"/>
               </w:rPr>
-              <w:tab/>
+              <w:t xml:space="preserve">  </w:t>
             </w:r>
             <w:r>
               <w:rPr>
@@ -1730,24 +1752,6 @@
                 <w:color w:val="1A1A1A"/>
                 <w:sz w:val="20"/>
                 <w:szCs w:val="20"/>
-              </w:rPr>
-              <w:t xml:space="preserve">Total area</w:t>
-            </w:r>
-            <w:r>
-              <w:rPr>
-                <w:rFonts w:ascii="Avenir Next" w:hAnsi="Avenir Next" w:cs="Avenir Next" w:eastAsia="Avenir Next"/>
-                <w:color w:val="1A1A1A"/>
-                <w:sz w:val="20"/>
-                <w:szCs w:val="20"/>
-              </w:rPr>
-              <w:t xml:space="preserve">  </w:t>
-            </w:r>
-            <w:r>
-              <w:rPr>
-                <w:rFonts w:ascii="Avenir Next" w:hAnsi="Avenir Next" w:cs="Avenir Next" w:eastAsia="Avenir Next"/>
-                <w:color w:val="1A1A1A"/>
-                <w:sz w:val="20"/>
-                <w:szCs w:val="20"/>
                 <w:u w:val="single"/>
               </w:rPr>
               <w:t xml:space="preserve">                </w:t>
@@ -1756,7 +1760,7 @@
               <w:rPr>
                 <w:rFonts w:ascii="Avenir Next" w:hAnsi="Avenir Next" w:cs="Avenir Next" w:eastAsia="Avenir Next"/>
                 <w:color w:val="1A1A1A"/>
-                <w:sz w:val="20"/>
+                <w:sz w:val="22"/>
                 <w:szCs w:val="20"/>
               </w:rPr>
               <w:t xml:space="preserve"> in²</w:t>
@@ -1764,7 +1768,7 @@
           </w:p>
           <w:p>
             <w:pPr>
-              <w:spacing w:before="0" w:after="0" w:line="60" w:lineRule="auto"/>
+              <w:spacing w:before="0" w:after="0" w:line="50" w:lineRule="exact"/>
             </w:pPr>
           </w:p>
           <w:tbl>
@@ -1822,7 +1826,7 @@
           </w:tbl>
           <w:p>
             <w:pPr>
-              <w:spacing w:before="0" w:after="0" w:line="24" w:lineRule="auto"/>
+              <w:spacing w:before="0" w:after="0" w:line="50" w:lineRule="exact"/>
             </w:pPr>
           </w:p>
         </w:tc>
@@ -1845,18 +1849,18 @@
                 <w:rFonts w:ascii="Avenir Next" w:hAnsi="Avenir Next" w:cs="Avenir Next" w:eastAsia="Avenir Next"/>
                 <w:b/>
                 <w:color w:val="1A1A1A"/>
+                <w:sz w:val="22"/>
+                <w:szCs w:val="20"/>
+              </w:rPr>
+              <w:t xml:space="preserve">4.</w:t>
+            </w:r>
+            <w:r>
+              <w:rPr>
+                <w:rFonts w:ascii="Avenir Next" w:hAnsi="Avenir Next" w:cs="Avenir Next" w:eastAsia="Avenir Next"/>
+                <w:color w:val="1A1A1A"/>
                 <w:sz w:val="20"/>
                 <w:szCs w:val="20"/>
               </w:rPr>
-              <w:t xml:space="preserve">4.</w:t>
-            </w:r>
-            <w:r>
-              <w:rPr>
-                <w:rFonts w:ascii="Avenir Next" w:hAnsi="Avenir Next" w:cs="Avenir Next" w:eastAsia="Avenir Next"/>
-                <w:color w:val="1A1A1A"/>
-                <w:sz w:val="20"/>
-                <w:szCs w:val="20"/>
-              </w:rPr>
               <w:tab/>
             </w:r>
             <w:r>
@@ -1864,7 +1868,7 @@
                 <w:rFonts w:ascii="Avenir Next" w:hAnsi="Avenir Next" w:cs="Avenir Next" w:eastAsia="Avenir Next"/>
                 <w:b/>
                 <w:color w:val="1A1A1A"/>
-                <w:sz w:val="20"/>
+                <w:sz w:val="22"/>
                 <w:szCs w:val="20"/>
               </w:rPr>
               <w:t xml:space="preserve">Game Box.  </w:t>
@@ -1873,7 +1877,7 @@
               <w:rPr>
                 <w:rFonts w:ascii="Avenir Next" w:hAnsi="Avenir Next" w:cs="Avenir Next" w:eastAsia="Avenir Next"/>
                 <w:color w:val="1A1A1A"/>
-                <w:sz w:val="20"/>
+                <w:sz w:val="22"/>
                 <w:szCs w:val="20"/>
               </w:rPr>
               <w:t xml:space="preserve">A net has 2 squares 10 in by 10 in and 4 rectangles 10 in by 2 in.</w:t>
@@ -1893,25 +1897,25 @@
                 <w:rFonts w:ascii="Avenir Next" w:hAnsi="Avenir Next" w:cs="Avenir Next" w:eastAsia="Avenir Next"/>
                 <w:b/>
                 <w:color w:val="003A70"/>
+                <w:sz w:val="22"/>
+                <w:szCs w:val="20"/>
+              </w:rPr>
+              <w:t xml:space="preserve">a.</w:t>
+            </w:r>
+            <w:r>
+              <w:rPr>
+                <w:rFonts w:ascii="Avenir Next" w:hAnsi="Avenir Next" w:cs="Avenir Next" w:eastAsia="Avenir Next"/>
+                <w:color w:val="1A1A1A"/>
                 <w:sz w:val="20"/>
                 <w:szCs w:val="20"/>
               </w:rPr>
-              <w:t xml:space="preserve">a.</w:t>
-            </w:r>
-            <w:r>
-              <w:rPr>
-                <w:rFonts w:ascii="Avenir Next" w:hAnsi="Avenir Next" w:cs="Avenir Next" w:eastAsia="Avenir Next"/>
-                <w:color w:val="1A1A1A"/>
-                <w:sz w:val="20"/>
-                <w:szCs w:val="20"/>
-              </w:rPr>
               <w:tab/>
             </w:r>
             <w:r>
               <w:rPr>
                 <w:rFonts w:ascii="Avenir Next" w:hAnsi="Avenir Next" w:cs="Avenir Next" w:eastAsia="Avenir Next"/>
                 <w:color w:val="1A1A1A"/>
-                <w:sz w:val="20"/>
+                <w:sz w:val="22"/>
                 <w:szCs w:val="20"/>
               </w:rPr>
               <w:t xml:space="preserve">Name the solid.</w:t>
@@ -1950,10 +1954,28 @@
                 <w:rFonts w:ascii="Avenir Next" w:hAnsi="Avenir Next" w:cs="Avenir Next" w:eastAsia="Avenir Next"/>
                 <w:b/>
                 <w:color w:val="003A70"/>
+                <w:sz w:val="22"/>
+                <w:szCs w:val="20"/>
+              </w:rPr>
+              <w:t xml:space="preserve">b.</w:t>
+            </w:r>
+            <w:r>
+              <w:rPr>
+                <w:rFonts w:ascii="Avenir Next" w:hAnsi="Avenir Next" w:cs="Avenir Next" w:eastAsia="Avenir Next"/>
+                <w:color w:val="1A1A1A"/>
                 <w:sz w:val="20"/>
                 <w:szCs w:val="20"/>
               </w:rPr>
-              <w:t xml:space="preserve">b.</w:t>
+              <w:tab/>
+            </w:r>
+            <w:r>
+              <w:rPr>
+                <w:rFonts w:ascii="Avenir Next" w:hAnsi="Avenir Next" w:cs="Avenir Next" w:eastAsia="Avenir Next"/>
+                <w:color w:val="1A1A1A"/>
+                <w:sz w:val="22"/>
+                <w:szCs w:val="20"/>
+              </w:rPr>
+              <w:t xml:space="preserve">Total area</w:t>
             </w:r>
             <w:r>
               <w:rPr>
@@ -1962,7 +1984,7 @@
                 <w:sz w:val="20"/>
                 <w:szCs w:val="20"/>
               </w:rPr>
-              <w:tab/>
+              <w:t xml:space="preserve">  </w:t>
             </w:r>
             <w:r>
               <w:rPr>
@@ -1970,24 +1992,6 @@
                 <w:color w:val="1A1A1A"/>
                 <w:sz w:val="20"/>
                 <w:szCs w:val="20"/>
-              </w:rPr>
-              <w:t xml:space="preserve">Total area</w:t>
-            </w:r>
-            <w:r>
-              <w:rPr>
-                <w:rFonts w:ascii="Avenir Next" w:hAnsi="Avenir Next" w:cs="Avenir Next" w:eastAsia="Avenir Next"/>
-                <w:color w:val="1A1A1A"/>
-                <w:sz w:val="20"/>
-                <w:szCs w:val="20"/>
-              </w:rPr>
-              <w:t xml:space="preserve">  </w:t>
-            </w:r>
-            <w:r>
-              <w:rPr>
-                <w:rFonts w:ascii="Avenir Next" w:hAnsi="Avenir Next" w:cs="Avenir Next" w:eastAsia="Avenir Next"/>
-                <w:color w:val="1A1A1A"/>
-                <w:sz w:val="20"/>
-                <w:szCs w:val="20"/>
                 <w:u w:val="single"/>
               </w:rPr>
               <w:t xml:space="preserve">                </w:t>
@@ -1996,7 +2000,7 @@
               <w:rPr>
                 <w:rFonts w:ascii="Avenir Next" w:hAnsi="Avenir Next" w:cs="Avenir Next" w:eastAsia="Avenir Next"/>
                 <w:color w:val="1A1A1A"/>
-                <w:sz w:val="20"/>
+                <w:sz w:val="22"/>
                 <w:szCs w:val="20"/>
               </w:rPr>
               <w:t xml:space="preserve"> in²</w:t>
@@ -2004,7 +2008,7 @@
           </w:p>
           <w:p>
             <w:pPr>
-              <w:spacing w:before="0" w:after="0" w:line="60" w:lineRule="auto"/>
+              <w:spacing w:before="0" w:after="0" w:line="50" w:lineRule="exact"/>
             </w:pPr>
           </w:p>
           <w:tbl>
@@ -2062,7 +2066,7 @@
           </w:tbl>
           <w:p>
             <w:pPr>
-              <w:spacing w:before="0" w:after="0" w:line="24" w:lineRule="auto"/>
+              <w:spacing w:before="0" w:after="0" w:line="50" w:lineRule="exact"/>
             </w:pPr>
           </w:p>
         </w:tc>
@@ -2070,12 +2074,12 @@
     </w:tbl>
     <w:p>
       <w:pPr>
-        <w:spacing w:before="0" w:after="0" w:line="20" w:lineRule="exact"/>
+        <w:spacing w:before="0" w:after="0" w:line="50" w:lineRule="exact"/>
       </w:pPr>
     </w:p>
     <w:p>
       <w:pPr>
-        <w:spacing w:before="0" w:after="0" w:line="20" w:lineRule="exact"/>
+        <w:spacing w:before="0" w:after="0" w:line="50" w:lineRule="exact"/>
       </w:pPr>
     </w:p>
     <w:tbl>
@@ -2125,18 +2129,18 @@
                 <w:rFonts w:ascii="Avenir Next" w:hAnsi="Avenir Next" w:cs="Avenir Next" w:eastAsia="Avenir Next"/>
                 <w:b/>
                 <w:color w:val="1A1A1A"/>
+                <w:sz w:val="22"/>
+                <w:szCs w:val="20"/>
+              </w:rPr>
+              <w:t xml:space="preserve">5.</w:t>
+            </w:r>
+            <w:r>
+              <w:rPr>
+                <w:rFonts w:ascii="Avenir Next" w:hAnsi="Avenir Next" w:cs="Avenir Next" w:eastAsia="Avenir Next"/>
+                <w:color w:val="1A1A1A"/>
                 <w:sz w:val="20"/>
                 <w:szCs w:val="20"/>
               </w:rPr>
-              <w:t xml:space="preserve">5.</w:t>
-            </w:r>
-            <w:r>
-              <w:rPr>
-                <w:rFonts w:ascii="Avenir Next" w:hAnsi="Avenir Next" w:cs="Avenir Next" w:eastAsia="Avenir Next"/>
-                <w:color w:val="1A1A1A"/>
-                <w:sz w:val="20"/>
-                <w:szCs w:val="20"/>
-              </w:rPr>
               <w:tab/>
             </w:r>
             <w:r>
@@ -2144,7 +2148,7 @@
                 <w:rFonts w:ascii="Avenir Next" w:hAnsi="Avenir Next" w:cs="Avenir Next" w:eastAsia="Avenir Next"/>
                 <w:b/>
                 <w:color w:val="1A1A1A"/>
-                <w:sz w:val="20"/>
+                <w:sz w:val="22"/>
                 <w:szCs w:val="20"/>
               </w:rPr>
               <w:t xml:space="preserve">Cube Count.  </w:t>
@@ -2153,7 +2157,7 @@
               <w:rPr>
                 <w:rFonts w:ascii="Avenir Next" w:hAnsi="Avenir Next" w:cs="Avenir Next" w:eastAsia="Avenir Next"/>
                 <w:color w:val="1A1A1A"/>
-                <w:sz w:val="20"/>
+                <w:sz w:val="22"/>
                 <w:szCs w:val="20"/>
               </w:rPr>
               <w:t xml:space="preserve">A storage cube has 9 cm edges.</w:t>
@@ -2170,7 +2174,7 @@
                 <w:rFonts w:ascii="Avenir Next" w:hAnsi="Avenir Next" w:cs="Avenir Next" w:eastAsia="Avenir Next"/>
                 <w:b/>
                 <w:color w:val="003A70"/>
-                <w:sz w:val="17"/>
+                <w:sz w:val="22"/>
                 <w:szCs w:val="17"/>
               </w:rPr>
               <w:t xml:space="preserve">Hint  </w:t>
@@ -2180,7 +2184,7 @@
                 <w:rFonts w:ascii="Avenir Next" w:hAnsi="Avenir Next" w:cs="Avenir Next" w:eastAsia="Avenir Next"/>
                 <w:i/>
                 <w:color w:val="5A5F66"/>
-                <w:sz w:val="17"/>
+                <w:sz w:val="22"/>
                 <w:szCs w:val="17"/>
               </w:rPr>
               <w:t xml:space="preserve">Edges are the lines. Vertices are the corners.</w:t>
@@ -2200,25 +2204,25 @@
                 <w:rFonts w:ascii="Avenir Next" w:hAnsi="Avenir Next" w:cs="Avenir Next" w:eastAsia="Avenir Next"/>
                 <w:b/>
                 <w:color w:val="003A70"/>
+                <w:sz w:val="22"/>
+                <w:szCs w:val="20"/>
+              </w:rPr>
+              <w:t xml:space="preserve">a.</w:t>
+            </w:r>
+            <w:r>
+              <w:rPr>
+                <w:rFonts w:ascii="Avenir Next" w:hAnsi="Avenir Next" w:cs="Avenir Next" w:eastAsia="Avenir Next"/>
+                <w:color w:val="1A1A1A"/>
                 <w:sz w:val="20"/>
                 <w:szCs w:val="20"/>
               </w:rPr>
-              <w:t xml:space="preserve">a.</w:t>
-            </w:r>
-            <w:r>
-              <w:rPr>
-                <w:rFonts w:ascii="Avenir Next" w:hAnsi="Avenir Next" w:cs="Avenir Next" w:eastAsia="Avenir Next"/>
-                <w:color w:val="1A1A1A"/>
-                <w:sz w:val="20"/>
-                <w:szCs w:val="20"/>
-              </w:rPr>
               <w:tab/>
             </w:r>
             <w:r>
               <w:rPr>
                 <w:rFonts w:ascii="Avenir Next" w:hAnsi="Avenir Next" w:cs="Avenir Next" w:eastAsia="Avenir Next"/>
                 <w:color w:val="1A1A1A"/>
-                <w:sz w:val="20"/>
+                <w:sz w:val="22"/>
                 <w:szCs w:val="20"/>
               </w:rPr>
               <w:t xml:space="preserve">Faces, edges, vertices</w:t>
@@ -2257,10 +2261,28 @@
                 <w:rFonts w:ascii="Avenir Next" w:hAnsi="Avenir Next" w:cs="Avenir Next" w:eastAsia="Avenir Next"/>
                 <w:b/>
                 <w:color w:val="003A70"/>
+                <w:sz w:val="22"/>
+                <w:szCs w:val="20"/>
+              </w:rPr>
+              <w:t xml:space="preserve">b.</w:t>
+            </w:r>
+            <w:r>
+              <w:rPr>
+                <w:rFonts w:ascii="Avenir Next" w:hAnsi="Avenir Next" w:cs="Avenir Next" w:eastAsia="Avenir Next"/>
+                <w:color w:val="1A1A1A"/>
                 <w:sz w:val="20"/>
                 <w:szCs w:val="20"/>
               </w:rPr>
-              <w:t xml:space="preserve">b.</w:t>
+              <w:tab/>
+            </w:r>
+            <w:r>
+              <w:rPr>
+                <w:rFonts w:ascii="Avenir Next" w:hAnsi="Avenir Next" w:cs="Avenir Next" w:eastAsia="Avenir Next"/>
+                <w:color w:val="1A1A1A"/>
+                <w:sz w:val="22"/>
+                <w:szCs w:val="20"/>
+              </w:rPr>
+              <w:t xml:space="preserve">Area of one face</w:t>
             </w:r>
             <w:r>
               <w:rPr>
@@ -2269,7 +2291,7 @@
                 <w:sz w:val="20"/>
                 <w:szCs w:val="20"/>
               </w:rPr>
-              <w:tab/>
+              <w:t xml:space="preserve">  </w:t>
             </w:r>
             <w:r>
               <w:rPr>
@@ -2277,24 +2299,6 @@
                 <w:color w:val="1A1A1A"/>
                 <w:sz w:val="20"/>
                 <w:szCs w:val="20"/>
-              </w:rPr>
-              <w:t xml:space="preserve">Area of one face</w:t>
-            </w:r>
-            <w:r>
-              <w:rPr>
-                <w:rFonts w:ascii="Avenir Next" w:hAnsi="Avenir Next" w:cs="Avenir Next" w:eastAsia="Avenir Next"/>
-                <w:color w:val="1A1A1A"/>
-                <w:sz w:val="20"/>
-                <w:szCs w:val="20"/>
-              </w:rPr>
-              <w:t xml:space="preserve">  </w:t>
-            </w:r>
-            <w:r>
-              <w:rPr>
-                <w:rFonts w:ascii="Avenir Next" w:hAnsi="Avenir Next" w:cs="Avenir Next" w:eastAsia="Avenir Next"/>
-                <w:color w:val="1A1A1A"/>
-                <w:sz w:val="20"/>
-                <w:szCs w:val="20"/>
                 <w:u w:val="single"/>
               </w:rPr>
               <w:t xml:space="preserve">                </w:t>
@@ -2303,7 +2307,7 @@
               <w:rPr>
                 <w:rFonts w:ascii="Avenir Next" w:hAnsi="Avenir Next" w:cs="Avenir Next" w:eastAsia="Avenir Next"/>
                 <w:color w:val="1A1A1A"/>
-                <w:sz w:val="20"/>
+                <w:sz w:val="22"/>
                 <w:szCs w:val="20"/>
               </w:rPr>
               <w:t xml:space="preserve"> cm²</w:t>
@@ -2311,7 +2315,7 @@
           </w:p>
           <w:p>
             <w:pPr>
-              <w:spacing w:before="0" w:after="0" w:line="60" w:lineRule="auto"/>
+              <w:spacing w:before="0" w:after="0" w:line="50" w:lineRule="exact"/>
             </w:pPr>
           </w:p>
           <w:tbl>
@@ -2369,7 +2373,7 @@
           </w:tbl>
           <w:p>
             <w:pPr>
-              <w:spacing w:before="0" w:after="0" w:line="24" w:lineRule="auto"/>
+              <w:spacing w:before="0" w:after="0" w:line="50" w:lineRule="exact"/>
             </w:pPr>
           </w:p>
         </w:tc>
@@ -2377,12 +2381,12 @@
     </w:tbl>
     <w:p>
       <w:pPr>
-        <w:spacing w:before="0" w:after="0" w:line="20" w:lineRule="exact"/>
+        <w:spacing w:before="0" w:after="0" w:line="50" w:lineRule="exact"/>
       </w:pPr>
     </w:p>
     <w:p>
       <w:pPr>
-        <w:spacing w:before="0" w:after="0" w:line="20" w:lineRule="exact"/>
+        <w:spacing w:before="0" w:after="0" w:line="50" w:lineRule="exact"/>
       </w:pPr>
     </w:p>
     <w:tbl>
@@ -2433,18 +2437,18 @@
                 <w:rFonts w:ascii="Avenir Next" w:hAnsi="Avenir Next" w:cs="Avenir Next" w:eastAsia="Avenir Next"/>
                 <w:b/>
                 <w:color w:val="1A1A1A"/>
+                <w:sz w:val="22"/>
+                <w:szCs w:val="20"/>
+              </w:rPr>
+              <w:t xml:space="preserve">6.</w:t>
+            </w:r>
+            <w:r>
+              <w:rPr>
+                <w:rFonts w:ascii="Avenir Next" w:hAnsi="Avenir Next" w:cs="Avenir Next" w:eastAsia="Avenir Next"/>
+                <w:color w:val="1A1A1A"/>
                 <w:sz w:val="20"/>
                 <w:szCs w:val="20"/>
               </w:rPr>
-              <w:t xml:space="preserve">6.</w:t>
-            </w:r>
-            <w:r>
-              <w:rPr>
-                <w:rFonts w:ascii="Avenir Next" w:hAnsi="Avenir Next" w:cs="Avenir Next" w:eastAsia="Avenir Next"/>
-                <w:color w:val="1A1A1A"/>
-                <w:sz w:val="20"/>
-                <w:szCs w:val="20"/>
-              </w:rPr>
               <w:tab/>
             </w:r>
             <w:r>
@@ -2452,7 +2456,7 @@
                 <w:rFonts w:ascii="Avenir Next" w:hAnsi="Avenir Next" w:cs="Avenir Next" w:eastAsia="Avenir Next"/>
                 <w:b/>
                 <w:color w:val="1A1A1A"/>
-                <w:sz w:val="20"/>
+                <w:sz w:val="22"/>
                 <w:szCs w:val="20"/>
               </w:rPr>
               <w:t xml:space="preserve">Ana’s Claim.  </w:t>
@@ -2461,7 +2465,7 @@
               <w:rPr>
                 <w:rFonts w:ascii="Avenir Next" w:hAnsi="Avenir Next" w:cs="Avenir Next" w:eastAsia="Avenir Next"/>
                 <w:color w:val="1A1A1A"/>
-                <w:sz w:val="20"/>
+                <w:sz w:val="22"/>
                 <w:szCs w:val="20"/>
               </w:rPr>
               <w:t xml:space="preserve">Ana sees a net of 1 pentagon and 5 triangles. Ana says it folds into a pentagonal prism. Is Ana right?</w:t>
@@ -2478,7 +2482,7 @@
                 <w:rFonts w:ascii="Avenir Next" w:hAnsi="Avenir Next" w:cs="Avenir Next" w:eastAsia="Avenir Next"/>
                 <w:b/>
                 <w:color w:val="003A70"/>
-                <w:sz w:val="17"/>
+                <w:sz w:val="22"/>
                 <w:szCs w:val="17"/>
               </w:rPr>
               <w:t xml:space="preserve">Hint  </w:t>
@@ -2488,7 +2492,7 @@
                 <w:rFonts w:ascii="Avenir Next" w:hAnsi="Avenir Next" w:cs="Avenir Next" w:eastAsia="Avenir Next"/>
                 <w:i/>
                 <w:color w:val="5A5F66"/>
-                <w:sz w:val="17"/>
+                <w:sz w:val="22"/>
                 <w:szCs w:val="17"/>
               </w:rPr>
               <w:t xml:space="preserve">Count the bases. One base means a pyramid.</w:t>
@@ -2496,7 +2500,7 @@
           </w:p>
           <w:p>
             <w:pPr>
-              <w:spacing w:before="0" w:after="0" w:line="60" w:lineRule="auto"/>
+              <w:spacing w:before="0" w:after="0" w:line="50" w:lineRule="exact"/>
             </w:pPr>
           </w:p>
           <w:tbl>
@@ -2565,7 +2569,7 @@
                 <w:rFonts w:ascii="Avenir Next" w:hAnsi="Avenir Next" w:cs="Avenir Next" w:eastAsia="Avenir Next"/>
                 <w:b/>
                 <w:color w:val="1A1A1A"/>
-                <w:sz w:val="18"/>
+                <w:sz w:val="22"/>
                 <w:szCs w:val="18"/>
               </w:rPr>
               <w:t xml:space="preserve">Solid</w:t>
@@ -2600,18 +2604,18 @@
                 <w:rFonts w:ascii="Avenir Next" w:hAnsi="Avenir Next" w:cs="Avenir Next" w:eastAsia="Avenir Next"/>
                 <w:b/>
                 <w:color w:val="1A1A1A"/>
+                <w:sz w:val="22"/>
+                <w:szCs w:val="20"/>
+              </w:rPr>
+              <w:t xml:space="preserve">7.</w:t>
+            </w:r>
+            <w:r>
+              <w:rPr>
+                <w:rFonts w:ascii="Avenir Next" w:hAnsi="Avenir Next" w:cs="Avenir Next" w:eastAsia="Avenir Next"/>
+                <w:color w:val="1A1A1A"/>
                 <w:sz w:val="20"/>
                 <w:szCs w:val="20"/>
               </w:rPr>
-              <w:t xml:space="preserve">7.</w:t>
-            </w:r>
-            <w:r>
-              <w:rPr>
-                <w:rFonts w:ascii="Avenir Next" w:hAnsi="Avenir Next" w:cs="Avenir Next" w:eastAsia="Avenir Next"/>
-                <w:color w:val="1A1A1A"/>
-                <w:sz w:val="20"/>
-                <w:szCs w:val="20"/>
-              </w:rPr>
               <w:tab/>
             </w:r>
             <w:r>
@@ -2619,7 +2623,7 @@
                 <w:rFonts w:ascii="Avenir Next" w:hAnsi="Avenir Next" w:cs="Avenir Next" w:eastAsia="Avenir Next"/>
                 <w:b/>
                 <w:color w:val="1A1A1A"/>
-                <w:sz w:val="20"/>
+                <w:sz w:val="22"/>
                 <w:szCs w:val="20"/>
               </w:rPr>
               <w:t xml:space="preserve">Ornament Net.  </w:t>
@@ -2628,7 +2632,7 @@
               <w:rPr>
                 <w:rFonts w:ascii="Avenir Next" w:hAnsi="Avenir Next" w:cs="Avenir Next" w:eastAsia="Avenir Next"/>
                 <w:color w:val="1A1A1A"/>
-                <w:sz w:val="20"/>
+                <w:sz w:val="22"/>
                 <w:szCs w:val="20"/>
               </w:rPr>
               <w:t xml:space="preserve">A net has 1 triangle base with 3 triangles around it. Each outer triangle has a base of 10 cm and a height of 6 cm.</w:t>
@@ -2645,7 +2649,7 @@
                 <w:rFonts w:ascii="Avenir Next" w:hAnsi="Avenir Next" w:cs="Avenir Next" w:eastAsia="Avenir Next"/>
                 <w:b/>
                 <w:color w:val="003A70"/>
-                <w:sz w:val="17"/>
+                <w:sz w:val="22"/>
                 <w:szCs w:val="17"/>
               </w:rPr>
               <w:t xml:space="preserve">Hint  </w:t>
@@ -2655,7 +2659,7 @@
                 <w:rFonts w:ascii="Avenir Next" w:hAnsi="Avenir Next" w:cs="Avenir Next" w:eastAsia="Avenir Next"/>
                 <w:i/>
                 <w:color w:val="5A5F66"/>
-                <w:sz w:val="17"/>
+                <w:sz w:val="22"/>
                 <w:szCs w:val="17"/>
               </w:rPr>
               <w:t xml:space="preserve">Use the triangle formula on one outer face.</w:t>
@@ -2663,7 +2667,7 @@
           </w:p>
           <w:p>
             <w:pPr>
-              <w:spacing w:before="0" w:after="0" w:line="60" w:lineRule="auto"/>
+              <w:spacing w:before="0" w:after="0" w:line="50" w:lineRule="exact"/>
             </w:pPr>
           </w:p>
           <w:tbl>
@@ -2732,10 +2736,10 @@
                 <w:rFonts w:ascii="Avenir Next" w:hAnsi="Avenir Next" w:cs="Avenir Next" w:eastAsia="Avenir Next"/>
                 <w:b/>
                 <w:color w:val="1A1A1A"/>
-                <w:sz w:val="18"/>
+                <w:sz w:val="22"/>
                 <w:szCs w:val="18"/>
               </w:rPr>
-              <w:t xml:space="preserve">Solid, area</w:t>
+              <w:t xml:space="preserve">Solid; area of one outer triangle</w:t>
             </w:r>
             <w:r>
               <w:rPr>
@@ -2752,12 +2756,12 @@
     </w:tbl>
     <w:p>
       <w:pPr>
-        <w:spacing w:before="0" w:after="0" w:line="20" w:lineRule="exact"/>
+        <w:spacing w:before="0" w:after="0" w:line="50" w:lineRule="exact"/>
       </w:pPr>
     </w:p>
     <w:p>
       <w:pPr>
-        <w:spacing w:before="0" w:after="0" w:line="20" w:lineRule="exact"/>
+        <w:spacing w:before="0" w:after="0" w:line="50" w:lineRule="exact"/>
       </w:pPr>
     </w:p>
     <w:tbl>
@@ -2807,18 +2811,18 @@
                 <w:rFonts w:ascii="Avenir Next" w:hAnsi="Avenir Next" w:cs="Avenir Next" w:eastAsia="Avenir Next"/>
                 <w:b/>
                 <w:color w:val="1A1A1A"/>
+                <w:sz w:val="22"/>
+                <w:szCs w:val="20"/>
+              </w:rPr>
+              <w:t xml:space="preserve">8.</w:t>
+            </w:r>
+            <w:r>
+              <w:rPr>
+                <w:rFonts w:ascii="Avenir Next" w:hAnsi="Avenir Next" w:cs="Avenir Next" w:eastAsia="Avenir Next"/>
+                <w:color w:val="1A1A1A"/>
                 <w:sz w:val="20"/>
                 <w:szCs w:val="20"/>
               </w:rPr>
-              <w:t xml:space="preserve">8.</w:t>
-            </w:r>
-            <w:r>
-              <w:rPr>
-                <w:rFonts w:ascii="Avenir Next" w:hAnsi="Avenir Next" w:cs="Avenir Next" w:eastAsia="Avenir Next"/>
-                <w:color w:val="1A1A1A"/>
-                <w:sz w:val="20"/>
-                <w:szCs w:val="20"/>
-              </w:rPr>
               <w:tab/>
             </w:r>
             <w:r>
@@ -2826,7 +2830,7 @@
                 <w:rFonts w:ascii="Avenir Next" w:hAnsi="Avenir Next" w:cs="Avenir Next" w:eastAsia="Avenir Next"/>
                 <w:b/>
                 <w:color w:val="1A1A1A"/>
-                <w:sz w:val="20"/>
+                <w:sz w:val="22"/>
                 <w:szCs w:val="20"/>
               </w:rPr>
               <w:t xml:space="preserve">Three Nets.  </w:t>
@@ -2835,7 +2839,7 @@
               <w:rPr>
                 <w:rFonts w:ascii="Avenir Next" w:hAnsi="Avenir Next" w:cs="Avenir Next" w:eastAsia="Avenir Next"/>
                 <w:color w:val="1A1A1A"/>
-                <w:sz w:val="20"/>
+                <w:sz w:val="22"/>
                 <w:szCs w:val="20"/>
               </w:rPr>
               <w:t xml:space="preserve">Net 1: 2 hexagons + 6 rectangles. Net 2: 4 triangles. Net 3: 6 identical squares.</w:t>
@@ -2855,25 +2859,25 @@
                 <w:rFonts w:ascii="Avenir Next" w:hAnsi="Avenir Next" w:cs="Avenir Next" w:eastAsia="Avenir Next"/>
                 <w:b/>
                 <w:color w:val="003A70"/>
+                <w:sz w:val="22"/>
+                <w:szCs w:val="20"/>
+              </w:rPr>
+              <w:t xml:space="preserve">a.</w:t>
+            </w:r>
+            <w:r>
+              <w:rPr>
+                <w:rFonts w:ascii="Avenir Next" w:hAnsi="Avenir Next" w:cs="Avenir Next" w:eastAsia="Avenir Next"/>
+                <w:color w:val="1A1A1A"/>
                 <w:sz w:val="20"/>
                 <w:szCs w:val="20"/>
               </w:rPr>
-              <w:t xml:space="preserve">a.</w:t>
-            </w:r>
-            <w:r>
-              <w:rPr>
-                <w:rFonts w:ascii="Avenir Next" w:hAnsi="Avenir Next" w:cs="Avenir Next" w:eastAsia="Avenir Next"/>
-                <w:color w:val="1A1A1A"/>
-                <w:sz w:val="20"/>
-                <w:szCs w:val="20"/>
-              </w:rPr>
               <w:tab/>
             </w:r>
             <w:r>
               <w:rPr>
                 <w:rFonts w:ascii="Avenir Next" w:hAnsi="Avenir Next" w:cs="Avenir Next" w:eastAsia="Avenir Next"/>
                 <w:color w:val="1A1A1A"/>
-                <w:sz w:val="20"/>
+                <w:sz w:val="22"/>
                 <w:szCs w:val="20"/>
               </w:rPr>
               <w:t xml:space="preserve">Name the solid each net makes.</w:t>
@@ -2912,10 +2916,28 @@
                 <w:rFonts w:ascii="Avenir Next" w:hAnsi="Avenir Next" w:cs="Avenir Next" w:eastAsia="Avenir Next"/>
                 <w:b/>
                 <w:color w:val="003A70"/>
+                <w:sz w:val="22"/>
+                <w:szCs w:val="20"/>
+              </w:rPr>
+              <w:t xml:space="preserve">b.</w:t>
+            </w:r>
+            <w:r>
+              <w:rPr>
+                <w:rFonts w:ascii="Avenir Next" w:hAnsi="Avenir Next" w:cs="Avenir Next" w:eastAsia="Avenir Next"/>
+                <w:color w:val="1A1A1A"/>
                 <w:sz w:val="20"/>
                 <w:szCs w:val="20"/>
               </w:rPr>
-              <w:t xml:space="preserve">b.</w:t>
+              <w:tab/>
+            </w:r>
+            <w:r>
+              <w:rPr>
+                <w:rFonts w:ascii="Avenir Next" w:hAnsi="Avenir Next" w:cs="Avenir Next" w:eastAsia="Avenir Next"/>
+                <w:color w:val="1A1A1A"/>
+                <w:sz w:val="22"/>
+                <w:szCs w:val="20"/>
+              </w:rPr>
+              <w:t xml:space="preserve">Explain how you tell a prism from a pyramid.</w:t>
             </w:r>
             <w:r>
               <w:rPr>
@@ -2924,7 +2946,7 @@
                 <w:sz w:val="20"/>
                 <w:szCs w:val="20"/>
               </w:rPr>
-              <w:tab/>
+              <w:t xml:space="preserve">  </w:t>
             </w:r>
             <w:r>
               <w:rPr>
@@ -2932,24 +2954,6 @@
                 <w:color w:val="1A1A1A"/>
                 <w:sz w:val="20"/>
                 <w:szCs w:val="20"/>
-              </w:rPr>
-              <w:t xml:space="preserve">Explain how you tell a prism from a pyramid.</w:t>
-            </w:r>
-            <w:r>
-              <w:rPr>
-                <w:rFonts w:ascii="Avenir Next" w:hAnsi="Avenir Next" w:cs="Avenir Next" w:eastAsia="Avenir Next"/>
-                <w:color w:val="1A1A1A"/>
-                <w:sz w:val="20"/>
-                <w:szCs w:val="20"/>
-              </w:rPr>
-              <w:t xml:space="preserve">  </w:t>
-            </w:r>
-            <w:r>
-              <w:rPr>
-                <w:rFonts w:ascii="Avenir Next" w:hAnsi="Avenir Next" w:cs="Avenir Next" w:eastAsia="Avenir Next"/>
-                <w:color w:val="1A1A1A"/>
-                <w:sz w:val="20"/>
-                <w:szCs w:val="20"/>
                 <w:u w:val="single"/>
               </w:rPr>
               <w:t xml:space="preserve">                      </w:t>
@@ -2957,7 +2961,7 @@
           </w:p>
           <w:p>
             <w:pPr>
-              <w:spacing w:before="0" w:after="0" w:line="60" w:lineRule="auto"/>
+              <w:spacing w:before="0" w:after="0" w:line="50" w:lineRule="exact"/>
             </w:pPr>
           </w:p>
           <w:tbl>
@@ -3015,7 +3019,7 @@
           </w:tbl>
           <w:p>
             <w:pPr>
-              <w:spacing w:before="0" w:after="0" w:line="24" w:lineRule="auto"/>
+              <w:spacing w:before="0" w:after="0" w:line="50" w:lineRule="exact"/>
             </w:pPr>
           </w:p>
         </w:tc>
@@ -3023,11 +3027,12 @@
     </w:tbl>
     <w:p>
       <w:pPr>
-        <w:spacing w:before="0" w:after="0" w:line="20" w:lineRule="exact"/>
+        <w:spacing w:before="0" w:after="0" w:line="50" w:lineRule="exact"/>
       </w:pPr>
     </w:p>
     <w:p>
       <w:pPr>
+        <w:pStyle w:val="Heading2"/>
         <w:keepNext/>
         <w:pBdr>
           <w:bottom w:val="single" w:sz="8" w:space="3" w:color="003A70"/>
@@ -3043,7 +3048,7 @@
           <w:b/>
           <w:color w:val="003A70"/>
           <w:spacing w:val="14"/>
-          <w:sz w:val="19"/>
+          <w:sz w:val="22"/>
           <w:szCs w:val="19"/>
         </w:rPr>
         <w:t xml:space="preserve">FIND THE ERROR</w:t>
@@ -3062,7 +3067,7 @@
           <w:rFonts w:ascii="Avenir Next" w:hAnsi="Avenir Next" w:cs="Avenir Next" w:eastAsia="Avenir Next"/>
           <w:i/>
           <w:color w:val="5A5F66"/>
-          <w:sz w:val="17"/>
+          <w:sz w:val="22"/>
           <w:szCs w:val="17"/>
         </w:rPr>
         <w:t xml:space="preserve">explain the mistake, then fix it</w:t>
@@ -3070,7 +3075,7 @@
     </w:p>
     <w:p>
       <w:pPr>
-        <w:spacing w:before="0" w:after="0" w:line="20" w:lineRule="exact"/>
+        <w:spacing w:before="0" w:after="0" w:line="50" w:lineRule="exact"/>
       </w:pPr>
     </w:p>
     <w:tbl>
@@ -3120,18 +3125,18 @@
                 <w:rFonts w:ascii="Avenir Next" w:hAnsi="Avenir Next" w:cs="Avenir Next" w:eastAsia="Avenir Next"/>
                 <w:b/>
                 <w:color w:val="1A1A1A"/>
+                <w:sz w:val="22"/>
+                <w:szCs w:val="20"/>
+              </w:rPr>
+              <w:t xml:space="preserve">9.</w:t>
+            </w:r>
+            <w:r>
+              <w:rPr>
+                <w:rFonts w:ascii="Avenir Next" w:hAnsi="Avenir Next" w:cs="Avenir Next" w:eastAsia="Avenir Next"/>
+                <w:color w:val="1A1A1A"/>
                 <w:sz w:val="20"/>
                 <w:szCs w:val="20"/>
               </w:rPr>
-              <w:t xml:space="preserve">9.</w:t>
-            </w:r>
-            <w:r>
-              <w:rPr>
-                <w:rFonts w:ascii="Avenir Next" w:hAnsi="Avenir Next" w:cs="Avenir Next" w:eastAsia="Avenir Next"/>
-                <w:color w:val="1A1A1A"/>
-                <w:sz w:val="20"/>
-                <w:szCs w:val="20"/>
-              </w:rPr>
               <w:tab/>
             </w:r>
             <w:r>
@@ -3139,7 +3144,7 @@
                 <w:rFonts w:ascii="Avenir Next" w:hAnsi="Avenir Next" w:cs="Avenir Next" w:eastAsia="Avenir Next"/>
                 <w:b/>
                 <w:color w:val="1A1A1A"/>
-                <w:sz w:val="20"/>
+                <w:sz w:val="22"/>
                 <w:szCs w:val="20"/>
               </w:rPr>
               <w:t xml:space="preserve">Theo’s Work.  </w:t>
@@ -3148,7 +3153,7 @@
               <w:rPr>
                 <w:rFonts w:ascii="Avenir Next" w:hAnsi="Avenir Next" w:cs="Avenir Next" w:eastAsia="Avenir Next"/>
                 <w:color w:val="1A1A1A"/>
-                <w:sz w:val="20"/>
+                <w:sz w:val="22"/>
                 <w:szCs w:val="20"/>
               </w:rPr>
               <w:t xml:space="preserve">Theo says a square pyramid has 4 faces, 4 edges, and 4 vertices, because its base has 4 sides. Explain the mistake and give the correct counts.</w:t>
@@ -3194,7 +3199,7 @@
                 </w:tcPr>
                 <w:p>
                   <w:pPr>
-                    <w:spacing w:before="0" w:after="0" w:line="240" w:lineRule="auto"/>
+                    <w:spacing w:before="0" w:after="0" w:line="50" w:lineRule="exact"/>
                   </w:pPr>
                 </w:p>
               </w:tc>
@@ -3214,7 +3219,7 @@
                 </w:tcPr>
                 <w:p>
                   <w:pPr>
-                    <w:spacing w:before="0" w:after="0" w:line="240" w:lineRule="auto"/>
+                    <w:spacing w:before="0" w:after="0" w:line="50" w:lineRule="exact"/>
                   </w:pPr>
                 </w:p>
               </w:tc>
@@ -3234,7 +3239,7 @@
                 </w:tcPr>
                 <w:p>
                   <w:pPr>
-                    <w:spacing w:before="0" w:after="0" w:line="240" w:lineRule="auto"/>
+                    <w:spacing w:before="0" w:after="0" w:line="50" w:lineRule="exact"/>
                   </w:pPr>
                 </w:p>
               </w:tc>
@@ -3242,7 +3247,7 @@
           </w:tbl>
           <w:p>
             <w:pPr>
-              <w:spacing w:before="0" w:after="0" w:line="24" w:lineRule="auto"/>
+              <w:spacing w:before="0" w:after="0" w:line="50" w:lineRule="exact"/>
             </w:pPr>
           </w:p>
         </w:tc>
@@ -3250,11 +3255,12 @@
     </w:tbl>
     <w:p>
       <w:pPr>
-        <w:spacing w:before="0" w:after="0" w:line="20" w:lineRule="exact"/>
+        <w:spacing w:before="0" w:after="0" w:line="50" w:lineRule="exact"/>
       </w:pPr>
     </w:p>
     <w:p>
       <w:pPr>
+        <w:pStyle w:val="Heading2"/>
         <w:keepNext/>
         <w:pBdr>
           <w:bottom w:val="single" w:sz="8" w:space="3" w:color="003A70"/>
@@ -3270,7 +3276,7 @@
           <w:b/>
           <w:color w:val="003A70"/>
           <w:spacing w:val="14"/>
-          <w:sz w:val="19"/>
+          <w:sz w:val="22"/>
           <w:szCs w:val="19"/>
         </w:rPr>
         <w:t xml:space="preserve">TEST PRACTICE</w:t>
@@ -3289,7 +3295,7 @@
           <w:rFonts w:ascii="Avenir Next" w:hAnsi="Avenir Next" w:cs="Avenir Next" w:eastAsia="Avenir Next"/>
           <w:i/>
           <w:color w:val="5A5F66"/>
-          <w:sz w:val="17"/>
+          <w:sz w:val="22"/>
           <w:szCs w:val="17"/>
         </w:rPr>
         <w:t xml:space="preserve">choose the best answer</w:t>
@@ -3297,7 +3303,7 @@
     </w:p>
     <w:p>
       <w:pPr>
-        <w:spacing w:before="0" w:after="0" w:line="20" w:lineRule="exact"/>
+        <w:spacing w:before="0" w:after="0" w:line="50" w:lineRule="exact"/>
       </w:pPr>
     </w:p>
     <w:tbl>
@@ -3347,25 +3353,25 @@
                 <w:rFonts w:ascii="Avenir Next" w:hAnsi="Avenir Next" w:cs="Avenir Next" w:eastAsia="Avenir Next"/>
                 <w:b/>
                 <w:color w:val="1A1A1A"/>
+                <w:sz w:val="22"/>
+                <w:szCs w:val="20"/>
+              </w:rPr>
+              <w:t xml:space="preserve">10.</w:t>
+            </w:r>
+            <w:r>
+              <w:rPr>
+                <w:rFonts w:ascii="Avenir Next" w:hAnsi="Avenir Next" w:cs="Avenir Next" w:eastAsia="Avenir Next"/>
+                <w:color w:val="1A1A1A"/>
                 <w:sz w:val="20"/>
                 <w:szCs w:val="20"/>
               </w:rPr>
-              <w:t xml:space="preserve">10.</w:t>
-            </w:r>
-            <w:r>
-              <w:rPr>
-                <w:rFonts w:ascii="Avenir Next" w:hAnsi="Avenir Next" w:cs="Avenir Next" w:eastAsia="Avenir Next"/>
-                <w:color w:val="1A1A1A"/>
-                <w:sz w:val="20"/>
-                <w:szCs w:val="20"/>
-              </w:rPr>
               <w:tab/>
             </w:r>
             <w:r>
               <w:rPr>
                 <w:rFonts w:ascii="Avenir Next" w:hAnsi="Avenir Next" w:cs="Avenir Next" w:eastAsia="Avenir Next"/>
                 <w:color w:val="1A1A1A"/>
-                <w:sz w:val="20"/>
+                <w:sz w:val="22"/>
                 <w:szCs w:val="20"/>
               </w:rPr>
               <w:t xml:space="preserve">How many bases does a pyramid have?</w:t>
@@ -3421,25 +3427,25 @@
                       <w:rFonts w:ascii="Avenir Next" w:hAnsi="Avenir Next" w:cs="Avenir Next" w:eastAsia="Avenir Next"/>
                       <w:b/>
                       <w:color w:val="003A70"/>
+                      <w:sz w:val="22"/>
+                      <w:szCs w:val="19"/>
+                    </w:rPr>
+                    <w:t xml:space="preserve">A</w:t>
+                  </w:r>
+                  <w:r>
+                    <w:rPr>
+                      <w:rFonts w:ascii="Avenir Next" w:hAnsi="Avenir Next" w:cs="Avenir Next" w:eastAsia="Avenir Next"/>
+                      <w:color w:val="1A1A1A"/>
                       <w:sz w:val="19"/>
                       <w:szCs w:val="19"/>
                     </w:rPr>
-                    <w:t xml:space="preserve">A</w:t>
-                  </w:r>
-                  <w:r>
-                    <w:rPr>
-                      <w:rFonts w:ascii="Avenir Next" w:hAnsi="Avenir Next" w:cs="Avenir Next" w:eastAsia="Avenir Next"/>
-                      <w:color w:val="1A1A1A"/>
-                      <w:sz w:val="19"/>
-                      <w:szCs w:val="19"/>
-                    </w:rPr>
                     <w:tab/>
                   </w:r>
                   <w:r>
                     <w:rPr>
                       <w:rFonts w:ascii="Avenir Next" w:hAnsi="Avenir Next" w:cs="Avenir Next" w:eastAsia="Avenir Next"/>
                       <w:color w:val="1A1A1A"/>
-                      <w:sz w:val="19"/>
+                      <w:sz w:val="22"/>
                       <w:szCs w:val="19"/>
                     </w:rPr>
                     <w:t xml:space="preserve">0</w:t>
@@ -3464,25 +3470,25 @@
                       <w:rFonts w:ascii="Avenir Next" w:hAnsi="Avenir Next" w:cs="Avenir Next" w:eastAsia="Avenir Next"/>
                       <w:b/>
                       <w:color w:val="003A70"/>
+                      <w:sz w:val="22"/>
+                      <w:szCs w:val="19"/>
+                    </w:rPr>
+                    <w:t xml:space="preserve">B</w:t>
+                  </w:r>
+                  <w:r>
+                    <w:rPr>
+                      <w:rFonts w:ascii="Avenir Next" w:hAnsi="Avenir Next" w:cs="Avenir Next" w:eastAsia="Avenir Next"/>
+                      <w:color w:val="1A1A1A"/>
                       <w:sz w:val="19"/>
                       <w:szCs w:val="19"/>
                     </w:rPr>
-                    <w:t xml:space="preserve">B</w:t>
-                  </w:r>
-                  <w:r>
-                    <w:rPr>
-                      <w:rFonts w:ascii="Avenir Next" w:hAnsi="Avenir Next" w:cs="Avenir Next" w:eastAsia="Avenir Next"/>
-                      <w:color w:val="1A1A1A"/>
-                      <w:sz w:val="19"/>
-                      <w:szCs w:val="19"/>
-                    </w:rPr>
                     <w:tab/>
                   </w:r>
                   <w:r>
                     <w:rPr>
                       <w:rFonts w:ascii="Avenir Next" w:hAnsi="Avenir Next" w:cs="Avenir Next" w:eastAsia="Avenir Next"/>
                       <w:color w:val="1A1A1A"/>
-                      <w:sz w:val="19"/>
+                      <w:sz w:val="22"/>
                       <w:szCs w:val="19"/>
                     </w:rPr>
                     <w:t xml:space="preserve">1</w:t>
@@ -3507,25 +3513,25 @@
                       <w:rFonts w:ascii="Avenir Next" w:hAnsi="Avenir Next" w:cs="Avenir Next" w:eastAsia="Avenir Next"/>
                       <w:b/>
                       <w:color w:val="003A70"/>
+                      <w:sz w:val="22"/>
+                      <w:szCs w:val="19"/>
+                    </w:rPr>
+                    <w:t xml:space="preserve">C</w:t>
+                  </w:r>
+                  <w:r>
+                    <w:rPr>
+                      <w:rFonts w:ascii="Avenir Next" w:hAnsi="Avenir Next" w:cs="Avenir Next" w:eastAsia="Avenir Next"/>
+                      <w:color w:val="1A1A1A"/>
                       <w:sz w:val="19"/>
                       <w:szCs w:val="19"/>
                     </w:rPr>
-                    <w:t xml:space="preserve">C</w:t>
-                  </w:r>
-                  <w:r>
-                    <w:rPr>
-                      <w:rFonts w:ascii="Avenir Next" w:hAnsi="Avenir Next" w:cs="Avenir Next" w:eastAsia="Avenir Next"/>
-                      <w:color w:val="1A1A1A"/>
-                      <w:sz w:val="19"/>
-                      <w:szCs w:val="19"/>
-                    </w:rPr>
                     <w:tab/>
                   </w:r>
                   <w:r>
                     <w:rPr>
                       <w:rFonts w:ascii="Avenir Next" w:hAnsi="Avenir Next" w:cs="Avenir Next" w:eastAsia="Avenir Next"/>
                       <w:color w:val="1A1A1A"/>
-                      <w:sz w:val="19"/>
+                      <w:sz w:val="22"/>
                       <w:szCs w:val="19"/>
                     </w:rPr>
                     <w:t xml:space="preserve">2</w:t>
@@ -3550,25 +3556,25 @@
                       <w:rFonts w:ascii="Avenir Next" w:hAnsi="Avenir Next" w:cs="Avenir Next" w:eastAsia="Avenir Next"/>
                       <w:b/>
                       <w:color w:val="003A70"/>
+                      <w:sz w:val="22"/>
+                      <w:szCs w:val="19"/>
+                    </w:rPr>
+                    <w:t xml:space="preserve">D</w:t>
+                  </w:r>
+                  <w:r>
+                    <w:rPr>
+                      <w:rFonts w:ascii="Avenir Next" w:hAnsi="Avenir Next" w:cs="Avenir Next" w:eastAsia="Avenir Next"/>
+                      <w:color w:val="1A1A1A"/>
                       <w:sz w:val="19"/>
                       <w:szCs w:val="19"/>
                     </w:rPr>
-                    <w:t xml:space="preserve">D</w:t>
-                  </w:r>
-                  <w:r>
-                    <w:rPr>
-                      <w:rFonts w:ascii="Avenir Next" w:hAnsi="Avenir Next" w:cs="Avenir Next" w:eastAsia="Avenir Next"/>
-                      <w:color w:val="1A1A1A"/>
-                      <w:sz w:val="19"/>
-                      <w:szCs w:val="19"/>
-                    </w:rPr>
                     <w:tab/>
                   </w:r>
                   <w:r>
                     <w:rPr>
                       <w:rFonts w:ascii="Avenir Next" w:hAnsi="Avenir Next" w:cs="Avenir Next" w:eastAsia="Avenir Next"/>
                       <w:color w:val="1A1A1A"/>
-                      <w:sz w:val="19"/>
+                      <w:sz w:val="22"/>
                       <w:szCs w:val="19"/>
                     </w:rPr>
                     <w:t xml:space="preserve">3</w:t>
@@ -3579,7 +3585,7 @@
           </w:tbl>
           <w:p>
             <w:pPr>
-              <w:spacing w:before="0" w:after="0" w:line="24" w:lineRule="auto"/>
+              <w:spacing w:before="0" w:after="0" w:line="50" w:lineRule="exact"/>
             </w:pPr>
           </w:p>
         </w:tc>
@@ -3587,12 +3593,12 @@
     </w:tbl>
     <w:p>
       <w:pPr>
-        <w:spacing w:before="0" w:after="0" w:line="20" w:lineRule="exact"/>
+        <w:spacing w:before="0" w:after="0" w:line="50" w:lineRule="exact"/>
       </w:pPr>
     </w:p>
     <w:p>
       <w:pPr>
-        <w:spacing w:before="0" w:after="0" w:line="20" w:lineRule="exact"/>
+        <w:spacing w:before="0" w:after="0" w:line="50" w:lineRule="exact"/>
       </w:pPr>
     </w:p>
     <w:tbl>
@@ -3642,25 +3648,25 @@
                 <w:rFonts w:ascii="Avenir Next" w:hAnsi="Avenir Next" w:cs="Avenir Next" w:eastAsia="Avenir Next"/>
                 <w:b/>
                 <w:color w:val="1A1A1A"/>
+                <w:sz w:val="22"/>
+                <w:szCs w:val="20"/>
+              </w:rPr>
+              <w:t xml:space="preserve">11.</w:t>
+            </w:r>
+            <w:r>
+              <w:rPr>
+                <w:rFonts w:ascii="Avenir Next" w:hAnsi="Avenir Next" w:cs="Avenir Next" w:eastAsia="Avenir Next"/>
+                <w:color w:val="1A1A1A"/>
                 <w:sz w:val="20"/>
                 <w:szCs w:val="20"/>
               </w:rPr>
-              <w:t xml:space="preserve">11.</w:t>
-            </w:r>
-            <w:r>
-              <w:rPr>
-                <w:rFonts w:ascii="Avenir Next" w:hAnsi="Avenir Next" w:cs="Avenir Next" w:eastAsia="Avenir Next"/>
-                <w:color w:val="1A1A1A"/>
-                <w:sz w:val="20"/>
-                <w:szCs w:val="20"/>
-              </w:rPr>
               <w:tab/>
             </w:r>
             <w:r>
               <w:rPr>
                 <w:rFonts w:ascii="Avenir Next" w:hAnsi="Avenir Next" w:cs="Avenir Next" w:eastAsia="Avenir Next"/>
                 <w:color w:val="1A1A1A"/>
-                <w:sz w:val="20"/>
+                <w:sz w:val="22"/>
                 <w:szCs w:val="20"/>
               </w:rPr>
               <w:t xml:space="preserve">A net with 6 identical squares makes a —</w:t>
@@ -3714,25 +3720,25 @@
                       <w:rFonts w:ascii="Avenir Next" w:hAnsi="Avenir Next" w:cs="Avenir Next" w:eastAsia="Avenir Next"/>
                       <w:b/>
                       <w:color w:val="003A70"/>
+                      <w:sz w:val="22"/>
+                      <w:szCs w:val="19"/>
+                    </w:rPr>
+                    <w:t xml:space="preserve">A</w:t>
+                  </w:r>
+                  <w:r>
+                    <w:rPr>
+                      <w:rFonts w:ascii="Avenir Next" w:hAnsi="Avenir Next" w:cs="Avenir Next" w:eastAsia="Avenir Next"/>
+                      <w:color w:val="1A1A1A"/>
                       <w:sz w:val="19"/>
                       <w:szCs w:val="19"/>
                     </w:rPr>
-                    <w:t xml:space="preserve">A</w:t>
-                  </w:r>
-                  <w:r>
-                    <w:rPr>
-                      <w:rFonts w:ascii="Avenir Next" w:hAnsi="Avenir Next" w:cs="Avenir Next" w:eastAsia="Avenir Next"/>
-                      <w:color w:val="1A1A1A"/>
-                      <w:sz w:val="19"/>
-                      <w:szCs w:val="19"/>
-                    </w:rPr>
                     <w:tab/>
                   </w:r>
                   <w:r>
                     <w:rPr>
                       <w:rFonts w:ascii="Avenir Next" w:hAnsi="Avenir Next" w:cs="Avenir Next" w:eastAsia="Avenir Next"/>
                       <w:color w:val="1A1A1A"/>
-                      <w:sz w:val="19"/>
+                      <w:sz w:val="22"/>
                       <w:szCs w:val="19"/>
                     </w:rPr>
                     <w:t xml:space="preserve">square pyramid</w:t>
@@ -3757,25 +3763,25 @@
                       <w:rFonts w:ascii="Avenir Next" w:hAnsi="Avenir Next" w:cs="Avenir Next" w:eastAsia="Avenir Next"/>
                       <w:b/>
                       <w:color w:val="003A70"/>
+                      <w:sz w:val="22"/>
+                      <w:szCs w:val="19"/>
+                    </w:rPr>
+                    <w:t xml:space="preserve">B</w:t>
+                  </w:r>
+                  <w:r>
+                    <w:rPr>
+                      <w:rFonts w:ascii="Avenir Next" w:hAnsi="Avenir Next" w:cs="Avenir Next" w:eastAsia="Avenir Next"/>
+                      <w:color w:val="1A1A1A"/>
                       <w:sz w:val="19"/>
                       <w:szCs w:val="19"/>
                     </w:rPr>
-                    <w:t xml:space="preserve">B</w:t>
-                  </w:r>
-                  <w:r>
-                    <w:rPr>
-                      <w:rFonts w:ascii="Avenir Next" w:hAnsi="Avenir Next" w:cs="Avenir Next" w:eastAsia="Avenir Next"/>
-                      <w:color w:val="1A1A1A"/>
-                      <w:sz w:val="19"/>
-                      <w:szCs w:val="19"/>
-                    </w:rPr>
                     <w:tab/>
                   </w:r>
                   <w:r>
                     <w:rPr>
                       <w:rFonts w:ascii="Avenir Next" w:hAnsi="Avenir Next" w:cs="Avenir Next" w:eastAsia="Avenir Next"/>
                       <w:color w:val="1A1A1A"/>
-                      <w:sz w:val="19"/>
+                      <w:sz w:val="22"/>
                       <w:szCs w:val="19"/>
                     </w:rPr>
                     <w:t xml:space="preserve">rectangular prism that is not a cube</w:t>
@@ -3805,25 +3811,25 @@
                       <w:rFonts w:ascii="Avenir Next" w:hAnsi="Avenir Next" w:cs="Avenir Next" w:eastAsia="Avenir Next"/>
                       <w:b/>
                       <w:color w:val="003A70"/>
+                      <w:sz w:val="22"/>
+                      <w:szCs w:val="19"/>
+                    </w:rPr>
+                    <w:t xml:space="preserve">C</w:t>
+                  </w:r>
+                  <w:r>
+                    <w:rPr>
+                      <w:rFonts w:ascii="Avenir Next" w:hAnsi="Avenir Next" w:cs="Avenir Next" w:eastAsia="Avenir Next"/>
+                      <w:color w:val="1A1A1A"/>
                       <w:sz w:val="19"/>
                       <w:szCs w:val="19"/>
                     </w:rPr>
-                    <w:t xml:space="preserve">C</w:t>
-                  </w:r>
-                  <w:r>
-                    <w:rPr>
-                      <w:rFonts w:ascii="Avenir Next" w:hAnsi="Avenir Next" w:cs="Avenir Next" w:eastAsia="Avenir Next"/>
-                      <w:color w:val="1A1A1A"/>
-                      <w:sz w:val="19"/>
-                      <w:szCs w:val="19"/>
-                    </w:rPr>
                     <w:tab/>
                   </w:r>
                   <w:r>
                     <w:rPr>
                       <w:rFonts w:ascii="Avenir Next" w:hAnsi="Avenir Next" w:cs="Avenir Next" w:eastAsia="Avenir Next"/>
                       <w:color w:val="1A1A1A"/>
-                      <w:sz w:val="19"/>
+                      <w:sz w:val="22"/>
                       <w:szCs w:val="19"/>
                     </w:rPr>
                     <w:t xml:space="preserve">cube</w:t>
@@ -3848,25 +3854,25 @@
                       <w:rFonts w:ascii="Avenir Next" w:hAnsi="Avenir Next" w:cs="Avenir Next" w:eastAsia="Avenir Next"/>
                       <w:b/>
                       <w:color w:val="003A70"/>
+                      <w:sz w:val="22"/>
+                      <w:szCs w:val="19"/>
+                    </w:rPr>
+                    <w:t xml:space="preserve">D</w:t>
+                  </w:r>
+                  <w:r>
+                    <w:rPr>
+                      <w:rFonts w:ascii="Avenir Next" w:hAnsi="Avenir Next" w:cs="Avenir Next" w:eastAsia="Avenir Next"/>
+                      <w:color w:val="1A1A1A"/>
                       <w:sz w:val="19"/>
                       <w:szCs w:val="19"/>
                     </w:rPr>
-                    <w:t xml:space="preserve">D</w:t>
-                  </w:r>
-                  <w:r>
-                    <w:rPr>
-                      <w:rFonts w:ascii="Avenir Next" w:hAnsi="Avenir Next" w:cs="Avenir Next" w:eastAsia="Avenir Next"/>
-                      <w:color w:val="1A1A1A"/>
-                      <w:sz w:val="19"/>
-                      <w:szCs w:val="19"/>
-                    </w:rPr>
                     <w:tab/>
                   </w:r>
                   <w:r>
                     <w:rPr>
                       <w:rFonts w:ascii="Avenir Next" w:hAnsi="Avenir Next" w:cs="Avenir Next" w:eastAsia="Avenir Next"/>
                       <w:color w:val="1A1A1A"/>
-                      <w:sz w:val="19"/>
+                      <w:sz w:val="22"/>
                       <w:szCs w:val="19"/>
                     </w:rPr>
                     <w:t xml:space="preserve">hexagonal prism</w:t>
@@ -3877,7 +3883,7 @@
           </w:tbl>
           <w:p>
             <w:pPr>
-              <w:spacing w:before="0" w:after="0" w:line="24" w:lineRule="auto"/>
+              <w:spacing w:before="0" w:after="0" w:line="50" w:lineRule="exact"/>
             </w:pPr>
           </w:p>
         </w:tc>
@@ -3885,11 +3891,12 @@
     </w:tbl>
     <w:p>
       <w:pPr>
-        <w:spacing w:before="0" w:after="0" w:line="20" w:lineRule="exact"/>
+        <w:spacing w:before="0" w:after="0" w:line="50" w:lineRule="exact"/>
       </w:pPr>
     </w:p>
     <w:p>
       <w:pPr>
+        <w:pStyle w:val="Heading2"/>
         <w:keepNext/>
         <w:pBdr>
           <w:bottom w:val="single" w:sz="8" w:space="3" w:color="003A70"/>
@@ -3905,7 +3912,7 @@
           <w:b/>
           <w:color w:val="003A70"/>
           <w:spacing w:val="14"/>
-          <w:sz w:val="19"/>
+          <w:sz w:val="22"/>
           <w:szCs w:val="19"/>
         </w:rPr>
         <w:t xml:space="preserve">SELF-CHECK CODE</w:t>
@@ -3924,7 +3931,7 @@
           <w:rFonts w:ascii="Avenir Next" w:hAnsi="Avenir Next" w:cs="Avenir Next" w:eastAsia="Avenir Next"/>
           <w:i/>
           <w:color w:val="5A5F66"/>
-          <w:sz w:val="17"/>
+          <w:sz w:val="22"/>
           <w:szCs w:val="17"/>
         </w:rPr>
         <w:t xml:space="preserve">find your answer · copy its letter into that problem’s box · spell a math word</w:t>
@@ -3981,7 +3988,7 @@
                 <w:rFonts w:ascii="Avenir Next" w:hAnsi="Avenir Next" w:cs="Avenir Next" w:eastAsia="Avenir Next"/>
                 <w:b/>
                 <w:color w:val="1A1A1A"/>
-                <w:sz w:val="18"/>
+                <w:sz w:val="22"/>
                 <w:szCs w:val="18"/>
               </w:rPr>
               <w:t xml:space="preserve">150</w:t>
@@ -3997,7 +4004,7 @@
                 <w:rFonts w:ascii="Avenir Next" w:hAnsi="Avenir Next" w:cs="Avenir Next" w:eastAsia="Avenir Next"/>
                 <w:b/>
                 <w:color w:val="003A70"/>
-                <w:sz w:val="18"/>
+                <w:sz w:val="22"/>
                 <w:szCs w:val="18"/>
               </w:rPr>
               <w:t xml:space="preserve">H</w:t>
@@ -4020,7 +4027,7 @@
                 <w:rFonts w:ascii="Avenir Next" w:hAnsi="Avenir Next" w:cs="Avenir Next" w:eastAsia="Avenir Next"/>
                 <w:b/>
                 <w:color w:val="1A1A1A"/>
-                <w:sz w:val="18"/>
+                <w:sz w:val="22"/>
                 <w:szCs w:val="18"/>
               </w:rPr>
               <w:t xml:space="preserve">124</w:t>
@@ -4036,7 +4043,7 @@
                 <w:rFonts w:ascii="Avenir Next" w:hAnsi="Avenir Next" w:cs="Avenir Next" w:eastAsia="Avenir Next"/>
                 <w:b/>
                 <w:color w:val="003A70"/>
-                <w:sz w:val="18"/>
+                <w:sz w:val="22"/>
                 <w:szCs w:val="18"/>
               </w:rPr>
               <w:t xml:space="preserve">Z</w:t>
@@ -4059,7 +4066,7 @@
                 <w:rFonts w:ascii="Avenir Next" w:hAnsi="Avenir Next" w:cs="Avenir Next" w:eastAsia="Avenir Next"/>
                 <w:b/>
                 <w:color w:val="1A1A1A"/>
-                <w:sz w:val="18"/>
+                <w:sz w:val="22"/>
                 <w:szCs w:val="18"/>
               </w:rPr>
               <w:t xml:space="preserve">60</w:t>
@@ -4075,7 +4082,7 @@
                 <w:rFonts w:ascii="Avenir Next" w:hAnsi="Avenir Next" w:cs="Avenir Next" w:eastAsia="Avenir Next"/>
                 <w:b/>
                 <w:color w:val="003A70"/>
-                <w:sz w:val="18"/>
+                <w:sz w:val="22"/>
                 <w:szCs w:val="18"/>
               </w:rPr>
               <w:t xml:space="preserve">Q</w:t>
@@ -4098,7 +4105,7 @@
                 <w:rFonts w:ascii="Avenir Next" w:hAnsi="Avenir Next" w:cs="Avenir Next" w:eastAsia="Avenir Next"/>
                 <w:b/>
                 <w:color w:val="1A1A1A"/>
-                <w:sz w:val="18"/>
+                <w:sz w:val="22"/>
                 <w:szCs w:val="18"/>
               </w:rPr>
               <w:t xml:space="preserve">81</w:t>
@@ -4114,7 +4121,7 @@
                 <w:rFonts w:ascii="Avenir Next" w:hAnsi="Avenir Next" w:cs="Avenir Next" w:eastAsia="Avenir Next"/>
                 <w:b/>
                 <w:color w:val="003A70"/>
-                <w:sz w:val="18"/>
+                <w:sz w:val="22"/>
                 <w:szCs w:val="18"/>
               </w:rPr>
               <w:t xml:space="preserve">E</w:t>
@@ -4137,7 +4144,7 @@
                 <w:rFonts w:ascii="Avenir Next" w:hAnsi="Avenir Next" w:cs="Avenir Next" w:eastAsia="Avenir Next"/>
                 <w:b/>
                 <w:color w:val="1A1A1A"/>
-                <w:sz w:val="18"/>
+                <w:sz w:val="22"/>
                 <w:szCs w:val="18"/>
               </w:rPr>
               <w:t xml:space="preserve">280</w:t>
@@ -4153,7 +4160,7 @@
                 <w:rFonts w:ascii="Avenir Next" w:hAnsi="Avenir Next" w:cs="Avenir Next" w:eastAsia="Avenir Next"/>
                 <w:b/>
                 <w:color w:val="003A70"/>
-                <w:sz w:val="18"/>
+                <w:sz w:val="22"/>
                 <w:szCs w:val="18"/>
               </w:rPr>
               <w:t xml:space="preserve">P</w:t>
@@ -4176,7 +4183,7 @@
                 <w:rFonts w:ascii="Avenir Next" w:hAnsi="Avenir Next" w:cs="Avenir Next" w:eastAsia="Avenir Next"/>
                 <w:b/>
                 <w:color w:val="1A1A1A"/>
-                <w:sz w:val="18"/>
+                <w:sz w:val="22"/>
                 <w:szCs w:val="18"/>
               </w:rPr>
               <w:t xml:space="preserve">30</w:t>
@@ -4192,7 +4199,7 @@
                 <w:rFonts w:ascii="Avenir Next" w:hAnsi="Avenir Next" w:cs="Avenir Next" w:eastAsia="Avenir Next"/>
                 <w:b/>
                 <w:color w:val="003A70"/>
-                <w:sz w:val="18"/>
+                <w:sz w:val="22"/>
                 <w:szCs w:val="18"/>
               </w:rPr>
               <w:t xml:space="preserve">S</w:t>
@@ -4215,7 +4222,7 @@
                 <w:rFonts w:ascii="Avenir Next" w:hAnsi="Avenir Next" w:cs="Avenir Next" w:eastAsia="Avenir Next"/>
                 <w:b/>
                 <w:color w:val="1A1A1A"/>
-                <w:sz w:val="18"/>
+                <w:sz w:val="22"/>
                 <w:szCs w:val="18"/>
               </w:rPr>
               <w:t xml:space="preserve">25</w:t>
@@ -4231,7 +4238,7 @@
                 <w:rFonts w:ascii="Avenir Next" w:hAnsi="Avenir Next" w:cs="Avenir Next" w:eastAsia="Avenir Next"/>
                 <w:b/>
                 <w:color w:val="003A70"/>
-                <w:sz w:val="18"/>
+                <w:sz w:val="22"/>
                 <w:szCs w:val="18"/>
               </w:rPr>
               <w:t xml:space="preserve">S</w:t>
@@ -4254,7 +4261,7 @@
                 <w:rFonts w:ascii="Avenir Next" w:hAnsi="Avenir Next" w:cs="Avenir Next" w:eastAsia="Avenir Next"/>
                 <w:b/>
                 <w:color w:val="1A1A1A"/>
-                <w:sz w:val="18"/>
+                <w:sz w:val="22"/>
                 <w:szCs w:val="18"/>
               </w:rPr>
               <w:t xml:space="preserve">248</w:t>
@@ -4270,7 +4277,7 @@
                 <w:rFonts w:ascii="Avenir Next" w:hAnsi="Avenir Next" w:cs="Avenir Next" w:eastAsia="Avenir Next"/>
                 <w:b/>
                 <w:color w:val="003A70"/>
-                <w:sz w:val="18"/>
+                <w:sz w:val="22"/>
                 <w:szCs w:val="18"/>
               </w:rPr>
               <w:t xml:space="preserve">A</w:t>
@@ -4281,7 +4288,7 @@
     </w:tbl>
     <w:p>
       <w:pPr>
-        <w:spacing w:before="0" w:after="0" w:line="60" w:lineRule="auto"/>
+        <w:spacing w:before="0" w:after="0" w:line="50" w:lineRule="exact"/>
       </w:pPr>
     </w:p>
     <w:tbl>
@@ -4448,7 +4455,7 @@
     </w:tbl>
     <w:p>
       <w:pPr>
-        <w:spacing w:before="0" w:after="0" w:line="40" w:lineRule="auto"/>
+        <w:spacing w:before="0" w:after="0" w:line="50" w:lineRule="exact"/>
       </w:pPr>
     </w:p>
     <w:tbl>
@@ -4490,6 +4497,7 @@
           </w:tcPr>
           <w:p>
             <w:pPr>
+              <w:pStyle w:val="Heading2"/>
               <w:spacing w:before="0" w:after="0" w:line="240" w:lineRule="auto"/>
             </w:pPr>
             <w:r>
@@ -4527,7 +4535,7 @@
               <w:rPr>
                 <w:rFonts w:ascii="Avenir Next" w:hAnsi="Avenir Next" w:cs="Avenir Next" w:eastAsia="Avenir Next"/>
                 <w:color w:val="1A1A1A"/>
-                <w:sz w:val="17"/>
+                <w:sz w:val="22"/>
                 <w:szCs w:val="17"/>
               </w:rPr>
               <w:t xml:space="preserve">  I can do this on my own</w:t>
@@ -4556,7 +4564,7 @@
               <w:rPr>
                 <w:rFonts w:ascii="Avenir Next" w:hAnsi="Avenir Next" w:cs="Avenir Next" w:eastAsia="Avenir Next"/>
                 <w:color w:val="1A1A1A"/>
-                <w:sz w:val="17"/>
+                <w:sz w:val="22"/>
                 <w:szCs w:val="17"/>
               </w:rPr>
               <w:t xml:space="preserve">  I need a little help</w:t>
@@ -4585,7 +4593,7 @@
               <w:rPr>
                 <w:rFonts w:ascii="Avenir Next" w:hAnsi="Avenir Next" w:cs="Avenir Next" w:eastAsia="Avenir Next"/>
                 <w:color w:val="1A1A1A"/>
-                <w:sz w:val="17"/>
+                <w:sz w:val="22"/>
                 <w:szCs w:val="17"/>
               </w:rPr>
               <w:t xml:space="preserve">  I have a question about #</w:t>
@@ -4606,7 +4614,7 @@
     </w:tbl>
     <w:p>
       <w:pPr>
-        <w:spacing w:before="0" w:after="0" w:line="20" w:lineRule="exact"/>
+        <w:spacing w:before="0" w:after="0" w:line="50" w:lineRule="exact"/>
       </w:pPr>
     </w:p>
     <w:sectPr>
@@ -4692,7 +4700,106 @@
               <w:sz w:val="15"/>
               <w:szCs w:val="15"/>
             </w:rPr>
-            <w:t xml:space="preserve">Lesson 5-6  ·  Session 2  ·  Practice Form B</w:t>
+            <w:t xml:space="preserve">5-6 · Page </w:t>
+          </w:r>
+          <w:r>
+            <w:rPr>
+              <w:rFonts w:ascii="Avenir Next" w:hAnsi="Avenir Next" w:cs="Avenir Next" w:eastAsia="Avenir Next"/>
+              <w:color w:val="5A5F66"/>
+              <w:sz w:val="15"/>
+              <w:szCs w:val="15"/>
+            </w:rPr>
+            <w:fldChar w:fldCharType="begin"/>
+          </w:r>
+          <w:r>
+            <w:rPr>
+              <w:rFonts w:ascii="Avenir Next" w:hAnsi="Avenir Next" w:cs="Avenir Next" w:eastAsia="Avenir Next"/>
+              <w:color w:val="5A5F66"/>
+              <w:sz w:val="15"/>
+              <w:szCs w:val="15"/>
+            </w:rPr>
+            <w:instrText xml:space="preserve"> PAGE </w:instrText>
+          </w:r>
+          <w:r>
+            <w:rPr>
+              <w:rFonts w:ascii="Avenir Next" w:hAnsi="Avenir Next" w:cs="Avenir Next" w:eastAsia="Avenir Next"/>
+              <w:color w:val="5A5F66"/>
+              <w:sz w:val="15"/>
+              <w:szCs w:val="15"/>
+            </w:rPr>
+            <w:fldChar w:fldCharType="separate"/>
+          </w:r>
+          <w:r>
+            <w:rPr>
+              <w:rFonts w:ascii="Avenir Next" w:hAnsi="Avenir Next" w:cs="Avenir Next" w:eastAsia="Avenir Next"/>
+              <w:color w:val="5A5F66"/>
+              <w:sz w:val="15"/>
+              <w:szCs w:val="15"/>
+            </w:rPr>
+            <w:t xml:space="preserve">1</w:t>
+          </w:r>
+          <w:r>
+            <w:rPr>
+              <w:rFonts w:ascii="Avenir Next" w:hAnsi="Avenir Next" w:cs="Avenir Next" w:eastAsia="Avenir Next"/>
+              <w:color w:val="5A5F66"/>
+              <w:sz w:val="15"/>
+              <w:szCs w:val="15"/>
+            </w:rPr>
+            <w:fldChar w:fldCharType="end"/>
+          </w:r>
+          <w:r>
+            <w:rPr>
+              <w:rFonts w:ascii="Avenir Next" w:hAnsi="Avenir Next" w:cs="Avenir Next" w:eastAsia="Avenir Next"/>
+              <w:color w:val="5A5F66"/>
+              <w:sz w:val="15"/>
+              <w:szCs w:val="15"/>
+            </w:rPr>
+            <w:t xml:space="preserve"> of </w:t>
+          </w:r>
+          <w:r>
+            <w:rPr>
+              <w:rFonts w:ascii="Avenir Next" w:hAnsi="Avenir Next" w:cs="Avenir Next" w:eastAsia="Avenir Next"/>
+              <w:color w:val="5A5F66"/>
+              <w:sz w:val="15"/>
+              <w:szCs w:val="15"/>
+            </w:rPr>
+            <w:fldChar w:fldCharType="begin"/>
+          </w:r>
+          <w:r>
+            <w:rPr>
+              <w:rFonts w:ascii="Avenir Next" w:hAnsi="Avenir Next" w:cs="Avenir Next" w:eastAsia="Avenir Next"/>
+              <w:color w:val="5A5F66"/>
+              <w:sz w:val="15"/>
+              <w:szCs w:val="15"/>
+            </w:rPr>
+            <w:instrText xml:space="preserve"> NUMPAGES </w:instrText>
+          </w:r>
+          <w:r>
+            <w:rPr>
+              <w:rFonts w:ascii="Avenir Next" w:hAnsi="Avenir Next" w:cs="Avenir Next" w:eastAsia="Avenir Next"/>
+              <w:color w:val="5A5F66"/>
+              <w:sz w:val="15"/>
+              <w:szCs w:val="15"/>
+            </w:rPr>
+            <w:fldChar w:fldCharType="separate"/>
+          </w:r>
+          <w:r>
+            <w:rPr>
+              <w:rFonts w:ascii="Avenir Next" w:hAnsi="Avenir Next" w:cs="Avenir Next" w:eastAsia="Avenir Next"/>
+              <w:color w:val="5A5F66"/>
+              <w:sz w:val="15"/>
+              <w:szCs w:val="15"/>
+            </w:rPr>
+            <w:t xml:space="preserve">1</w:t>
+          </w:r>
+          <w:r>
+            <w:rPr>
+              <w:rFonts w:ascii="Avenir Next" w:hAnsi="Avenir Next" w:cs="Avenir Next" w:eastAsia="Avenir Next"/>
+              <w:color w:val="5A5F66"/>
+              <w:sz w:val="15"/>
+              <w:szCs w:val="15"/>
+            </w:rPr>
+            <w:fldChar w:fldCharType="end"/>
           </w:r>
         </w:p>
       </w:tc>
@@ -4735,5 +4842,23 @@
       </w:tblCellMar>
     </w:tblPr>
   </w:style>
+  <w:style w:type="paragraph" w:styleId="Heading1">
+    <w:name w:val="heading 1"/>
+    <w:basedOn w:val="Normal"/>
+    <w:pPr>
+      <w:outlineLvl w:val="0"/>
+      <w:keepNext w:val="0"/>
+      <w:keepLines w:val="0"/>
+    </w:pPr>
+  </w:style>
+  <w:style w:type="paragraph" w:styleId="Heading2">
+    <w:name w:val="heading 2"/>
+    <w:basedOn w:val="Normal"/>
+    <w:pPr>
+      <w:outlineLvl w:val="1"/>
+      <w:keepNext w:val="0"/>
+      <w:keepLines w:val="0"/>
+    </w:pPr>
+  </w:style>
 </w:styles>
 </file>